--- a/src/Tests/Inputs/agendas-minutes/19/input.docx
+++ b/src/Tests/Inputs/agendas-minutes/19/input.docx
@@ -1,6 +1,6 @@
 
 <file path=word/document.xml><?xml version="1.0" encoding="utf-8"?>
-<w:document xmlns:wpc="http://schemas.microsoft.com/office/word/2010/wordprocessingCanvas" xmlns:cx="http://schemas.microsoft.com/office/drawing/2014/chartex" xmlns:cx1="http://schemas.microsoft.com/office/drawing/2015/9/8/chartex" xmlns:cx2="http://schemas.microsoft.com/office/drawing/2015/10/21/chartex" xmlns:cx3="http://schemas.microsoft.com/office/drawing/2016/5/9/chartex" xmlns:cx4="http://schemas.microsoft.com/office/drawing/2016/5/10/chartex" xmlns:cx5="http://schemas.microsoft.com/office/drawing/2016/5/11/chartex" xmlns:cx6="http://schemas.microsoft.com/office/drawing/2016/5/12/chartex" xmlns:cx7="http://schemas.microsoft.com/office/drawing/2016/5/13/chartex" xmlns:cx8="http://schemas.microsoft.com/office/drawing/2016/5/14/chartex" xmlns:mc="http://schemas.openxmlformats.org/markup-compatibility/2006" xmlns:aink="http://schemas.microsoft.com/office/drawing/2016/ink" xmlns:am3d="http://schemas.microsoft.com/office/drawing/2017/model3d" xmlns:o="urn:schemas-microsoft-com:office:office" xmlns:oel="http://schemas.microsoft.com/office/2019/extlst" xmlns:r="http://schemas.openxmlformats.org/officeDocument/2006/relationships" xmlns:m="http://schemas.openxmlformats.org/officeDocument/2006/math" xmlns:v="urn:schemas-microsoft-com:vml" xmlns:wp14="http://schemas.microsoft.com/office/word/2010/wordprocessingDrawing" xmlns:wp="http://schemas.openxmlformats.org/drawingml/2006/wordprocessingDrawing" xmlns:w10="urn:schemas-microsoft-com:office:word" xmlns:w="http://schemas.openxmlformats.org/wordprocessingml/2006/main" xmlns:w14="http://schemas.microsoft.com/office/word/2010/wordml" xmlns:w15="http://schemas.microsoft.com/office/word/2012/wordml" xmlns:w16cex="http://schemas.microsoft.com/office/word/2018/wordml/cex" xmlns:w16cid="http://schemas.microsoft.com/office/word/2016/wordml/cid" xmlns:w16="http://schemas.microsoft.com/office/word/2018/wordml" xmlns:w16sdtdh="http://schemas.microsoft.com/office/word/2020/wordml/sdtdatahash" xmlns:w16se="http://schemas.microsoft.com/office/word/2015/wordml/symex" xmlns:wpg="http://schemas.microsoft.com/office/word/2010/wordprocessingGroup" xmlns:wpi="http://schemas.microsoft.com/office/word/2010/wordprocessingInk" xmlns:wne="http://schemas.microsoft.com/office/word/2006/wordml" xmlns:wps="http://schemas.microsoft.com/office/word/2010/wordprocessingShape" mc:Ignorable="w14 w15 w16se w16cid w16 w16cex w16sdtdh wp14">
+<w:document xmlns:a="http://schemas.openxmlformats.org/drawingml/2006/main" xmlns:adec="http://schemas.microsoft.com/office/drawing/2017/decorative" xmlns:wpc="http://schemas.microsoft.com/office/word/2010/wordprocessingCanvas" xmlns:cx="http://schemas.microsoft.com/office/drawing/2014/chartex" xmlns:cx1="http://schemas.microsoft.com/office/drawing/2015/9/8/chartex" xmlns:cx2="http://schemas.microsoft.com/office/drawing/2015/10/21/chartex" xmlns:cx3="http://schemas.microsoft.com/office/drawing/2016/5/9/chartex" xmlns:cx4="http://schemas.microsoft.com/office/drawing/2016/5/10/chartex" xmlns:cx5="http://schemas.microsoft.com/office/drawing/2016/5/11/chartex" xmlns:cx6="http://schemas.microsoft.com/office/drawing/2016/5/12/chartex" xmlns:cx7="http://schemas.microsoft.com/office/drawing/2016/5/13/chartex" xmlns:cx8="http://schemas.microsoft.com/office/drawing/2016/5/14/chartex" xmlns:mc="http://schemas.openxmlformats.org/markup-compatibility/2006" xmlns:aink="http://schemas.microsoft.com/office/drawing/2016/ink" xmlns:am3d="http://schemas.microsoft.com/office/drawing/2017/model3d" xmlns:o="urn:schemas-microsoft-com:office:office" xmlns:oel="http://schemas.microsoft.com/office/2019/extlst" xmlns:r="http://schemas.openxmlformats.org/officeDocument/2006/relationships" xmlns:m="http://schemas.openxmlformats.org/officeDocument/2006/math" xmlns:v="urn:schemas-microsoft-com:vml" xmlns:wp14="http://schemas.microsoft.com/office/word/2010/wordprocessingDrawing" xmlns:wp="http://schemas.openxmlformats.org/drawingml/2006/wordprocessingDrawing" xmlns:w10="urn:schemas-microsoft-com:office:word" xmlns:w="http://schemas.openxmlformats.org/wordprocessingml/2006/main" xmlns:w14="http://schemas.microsoft.com/office/word/2010/wordml" xmlns:w15="http://schemas.microsoft.com/office/word/2012/wordml" xmlns:w16cex="http://schemas.microsoft.com/office/word/2018/wordml/cex" xmlns:w16cid="http://schemas.microsoft.com/office/word/2016/wordml/cid" xmlns:w16="http://schemas.microsoft.com/office/word/2018/wordml" xmlns:w16sdtdh="http://schemas.microsoft.com/office/word/2020/wordml/sdtdatahash" xmlns:w16se="http://schemas.microsoft.com/office/word/2015/wordml/symex" xmlns:wpg="http://schemas.microsoft.com/office/word/2010/wordprocessingGroup" xmlns:wpi="http://schemas.microsoft.com/office/word/2010/wordprocessingInk" xmlns:wne="http://schemas.microsoft.com/office/word/2006/wordml" xmlns:wps="http://schemas.microsoft.com/office/word/2010/wordprocessingShape" mc:Ignorable="w14 w15 w16se w16cid w16 w16cex w16sdtdh wp14">
   <w:body>
     <w:p>
       <w:pPr>
@@ -14,7 +14,7 @@
         <mc:AlternateContent>
           <mc:Choice Requires="wps">
             <w:drawing>
-              <wp:anchor distT="0" distB="0" distL="114300" distR="114300" simplePos="0" relativeHeight="251659264" behindDoc="1" locked="1" layoutInCell="1" allowOverlap="1" wp14:anchorId="3DD16CD2" wp14:editId="6C1A1AF3">
+              <wp:anchor distT="0" distB="0" distL="114300" distR="114300" simplePos="0" relativeHeight="251659264" behindDoc="1" locked="1" layoutInCell="1" allowOverlap="1" wp14:editId="6C1A1AF3" wp14:anchorId="3DD16CD2">
                 <wp:simplePos x="0" y="0"/>
                 <wp:positionH relativeFrom="page">
                   <wp:posOffset>-2540</wp:posOffset>
@@ -90,7 +90,7 @@
           </mc:Choice>
           <mc:Fallback>
             <w:pict>
-              <v:rect w14:anchorId="73FED1DA" id="Rectangle 1" o:spid="_x0000_s1026" alt="&quot;&quot;" style="position:absolute;margin-left:-.2pt;margin-top:-36.2pt;width:612pt;height:11in;z-index:-251657216;visibility:visible;mso-wrap-style:square;mso-width-percent:0;mso-height-percent:0;mso-wrap-distance-left:9pt;mso-wrap-distance-top:0;mso-wrap-distance-right:9pt;mso-wrap-distance-bottom:0;mso-position-horizontal:absolute;mso-position-horizontal-relative:page;mso-position-vertical:absolute;mso-position-vertical-relative:text;mso-width-percent:0;mso-height-percent:0;mso-width-relative:margin;mso-height-relative:margin;v-text-anchor:middle" o:gfxdata="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" fillcolor="#fbfaee [3208]" stroked="f" strokeweight="2pt">
+              <v:rect id="Rectangle 1" style="position:absolute;margin-left:-.2pt;margin-top:-36.2pt;width:612pt;height:11in;z-index:-251657216;visibility:visible;mso-wrap-style:square;mso-width-percent:0;mso-height-percent:0;mso-wrap-distance-left:9pt;mso-wrap-distance-top:0;mso-wrap-distance-right:9pt;mso-wrap-distance-bottom:0;mso-position-horizontal:absolute;mso-position-horizontal-relative:page;mso-position-vertical:absolute;mso-position-vertical-relative:text;mso-width-percent:0;mso-height-percent:0;mso-width-relative:margin;mso-height-relative:margin;v-text-anchor:middle" alt="&quot;&quot;" o:spid="_x0000_s1026" fillcolor="#fbfaee [3208]" stroked="f" strokeweight="2pt" o:gfxdata="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" w14:anchorId="73FED1DA">
                 <v:fill opacity="49087f"/>
                 <w10:wrap anchorx="page"/>
                 <w10:anchorlock/>
@@ -122,8 +122,8 @@
             <w:tcW w:w="10798" w:type="dxa"/>
             <w:gridSpan w:val="4"/>
             <w:tcBorders>
-              <w:top w:val="single" w:sz="8" w:space="0" w:color="auto"/>
-              <w:bottom w:val="single" w:sz="8" w:space="0" w:color="auto"/>
+              <w:top w:val="single" w:color="auto" w:sz="8" w:space="0"/>
+              <w:bottom w:val="single" w:color="auto" w:sz="8" w:space="0"/>
             </w:tcBorders>
             <w:shd w:val="clear" w:color="auto" w:fill="F2EEC7" w:themeFill="accent5" w:themeFillShade="E6"/>
             <w:vAlign w:val="center"/>
@@ -161,8 +161,8 @@
           <w:tcPr>
             <w:tcW w:w="1872" w:type="dxa"/>
             <w:tcBorders>
-              <w:top w:val="single" w:sz="8" w:space="0" w:color="auto"/>
-              <w:bottom w:val="single" w:sz="8" w:space="0" w:color="auto"/>
+              <w:top w:val="single" w:color="auto" w:sz="8" w:space="0"/>
+              <w:bottom w:val="single" w:color="auto" w:sz="8" w:space="0"/>
             </w:tcBorders>
             <w:vAlign w:val="center"/>
           </w:tcPr>
@@ -192,8 +192,8 @@
           <w:tcPr>
             <w:tcW w:w="3744" w:type="dxa"/>
             <w:tcBorders>
-              <w:top w:val="single" w:sz="8" w:space="0" w:color="auto"/>
-              <w:bottom w:val="single" w:sz="8" w:space="0" w:color="auto"/>
+              <w:top w:val="single" w:color="auto" w:sz="8" w:space="0"/>
+              <w:bottom w:val="single" w:color="auto" w:sz="8" w:space="0"/>
             </w:tcBorders>
             <w:vAlign w:val="center"/>
           </w:tcPr>
@@ -220,8 +220,8 @@
           <w:tcPr>
             <w:tcW w:w="1872" w:type="dxa"/>
             <w:tcBorders>
-              <w:top w:val="single" w:sz="8" w:space="0" w:color="auto"/>
-              <w:bottom w:val="single" w:sz="8" w:space="0" w:color="auto"/>
+              <w:top w:val="single" w:color="auto" w:sz="8" w:space="0"/>
+              <w:bottom w:val="single" w:color="auto" w:sz="8" w:space="0"/>
             </w:tcBorders>
             <w:vAlign w:val="center"/>
           </w:tcPr>
@@ -251,8 +251,8 @@
           <w:tcPr>
             <w:tcW w:w="3312" w:type="dxa"/>
             <w:tcBorders>
-              <w:top w:val="single" w:sz="8" w:space="0" w:color="auto"/>
-              <w:bottom w:val="single" w:sz="8" w:space="0" w:color="auto"/>
+              <w:top w:val="single" w:color="auto" w:sz="8" w:space="0"/>
+              <w:bottom w:val="single" w:color="auto" w:sz="8" w:space="0"/>
             </w:tcBorders>
             <w:vAlign w:val="center"/>
           </w:tcPr>
@@ -284,8 +284,8 @@
           <w:tcPr>
             <w:tcW w:w="1872" w:type="dxa"/>
             <w:tcBorders>
-              <w:top w:val="single" w:sz="8" w:space="0" w:color="auto"/>
-              <w:bottom w:val="single" w:sz="8" w:space="0" w:color="auto"/>
+              <w:top w:val="single" w:color="auto" w:sz="8" w:space="0"/>
+              <w:bottom w:val="single" w:color="auto" w:sz="8" w:space="0"/>
             </w:tcBorders>
             <w:vAlign w:val="center"/>
           </w:tcPr>
@@ -315,8 +315,8 @@
           <w:tcPr>
             <w:tcW w:w="3744" w:type="dxa"/>
             <w:tcBorders>
-              <w:top w:val="single" w:sz="8" w:space="0" w:color="auto"/>
-              <w:bottom w:val="single" w:sz="8" w:space="0" w:color="auto"/>
+              <w:top w:val="single" w:color="auto" w:sz="8" w:space="0"/>
+              <w:bottom w:val="single" w:color="auto" w:sz="8" w:space="0"/>
             </w:tcBorders>
             <w:vAlign w:val="center"/>
           </w:tcPr>
@@ -343,8 +343,8 @@
           <w:tcPr>
             <w:tcW w:w="1872" w:type="dxa"/>
             <w:tcBorders>
-              <w:top w:val="single" w:sz="8" w:space="0" w:color="auto"/>
-              <w:bottom w:val="single" w:sz="8" w:space="0" w:color="auto"/>
+              <w:top w:val="single" w:color="auto" w:sz="8" w:space="0"/>
+              <w:bottom w:val="single" w:color="auto" w:sz="8" w:space="0"/>
             </w:tcBorders>
             <w:vAlign w:val="center"/>
           </w:tcPr>
@@ -374,8 +374,8 @@
           <w:tcPr>
             <w:tcW w:w="3312" w:type="dxa"/>
             <w:tcBorders>
-              <w:top w:val="single" w:sz="8" w:space="0" w:color="auto"/>
-              <w:bottom w:val="single" w:sz="8" w:space="0" w:color="auto"/>
+              <w:top w:val="single" w:color="auto" w:sz="8" w:space="0"/>
+              <w:bottom w:val="single" w:color="auto" w:sz="8" w:space="0"/>
             </w:tcBorders>
             <w:vAlign w:val="center"/>
           </w:tcPr>

--- a/src/Tests/Inputs/agendas-minutes/19/input.docx
+++ b/src/Tests/Inputs/agendas-minutes/19/input.docx
@@ -26991,2808 +26991,6 @@
 </w:webSettings>
 </file>
 
-<file path=word/glossary/document.xml><?xml version="1.0" encoding="utf-8"?>
-<w:glossaryDocument xmlns:wpc="http://schemas.microsoft.com/office/word/2010/wordprocessingCanvas" xmlns:cx="http://schemas.microsoft.com/office/drawing/2014/chartex" xmlns:cx1="http://schemas.microsoft.com/office/drawing/2015/9/8/chartex" xmlns:cx2="http://schemas.microsoft.com/office/drawing/2015/10/21/chartex" xmlns:cx3="http://schemas.microsoft.com/office/drawing/2016/5/9/chartex" xmlns:cx4="http://schemas.microsoft.com/office/drawing/2016/5/10/chartex" xmlns:cx5="http://schemas.microsoft.com/office/drawing/2016/5/11/chartex" xmlns:cx6="http://schemas.microsoft.com/office/drawing/2016/5/12/chartex" xmlns:cx7="http://schemas.microsoft.com/office/drawing/2016/5/13/chartex" xmlns:cx8="http://schemas.microsoft.com/office/drawing/2016/5/14/chartex" xmlns:mc="http://schemas.openxmlformats.org/markup-compatibility/2006" xmlns:aink="http://schemas.microsoft.com/office/drawing/2016/ink" xmlns:am3d="http://schemas.microsoft.com/office/drawing/2017/model3d" xmlns:o="urn:schemas-microsoft-com:office:office" xmlns:oel="http://schemas.microsoft.com/office/2019/extlst" xmlns:r="http://schemas.openxmlformats.org/officeDocument/2006/relationships" xmlns:m="http://schemas.openxmlformats.org/officeDocument/2006/math" xmlns:v="urn:schemas-microsoft-com:vml" xmlns:wp14="http://schemas.microsoft.com/office/word/2010/wordprocessingDrawing" xmlns:wp="http://schemas.openxmlformats.org/drawingml/2006/wordprocessingDrawing" xmlns:w10="urn:schemas-microsoft-com:office:word" xmlns:w="http://schemas.openxmlformats.org/wordprocessingml/2006/main" xmlns:w14="http://schemas.microsoft.com/office/word/2010/wordml" xmlns:w15="http://schemas.microsoft.com/office/word/2012/wordml" xmlns:w16cex="http://schemas.microsoft.com/office/word/2018/wordml/cex" xmlns:w16cid="http://schemas.microsoft.com/office/word/2016/wordml/cid" xmlns:w16="http://schemas.microsoft.com/office/word/2018/wordml" xmlns:w16sdtdh="http://schemas.microsoft.com/office/word/2020/wordml/sdtdatahash" xmlns:w16se="http://schemas.microsoft.com/office/word/2015/wordml/symex" xmlns:wpg="http://schemas.microsoft.com/office/word/2010/wordprocessingGroup" xmlns:wpi="http://schemas.microsoft.com/office/word/2010/wordprocessingInk" xmlns:wne="http://schemas.microsoft.com/office/word/2006/wordml" xmlns:wps="http://schemas.microsoft.com/office/word/2010/wordprocessingShape" mc:Ignorable="w14 w15 w16se w16cid w16 w16cex w16sdtdh wp14">
-  <w:docParts>
-    <w:docPart>
-      <w:docPartPr>
-        <w:name w:val="D09267832716485DA3B0C9374D789551"/>
-        <w:category>
-          <w:name w:val="General"/>
-          <w:gallery w:val="placeholder"/>
-        </w:category>
-        <w:types>
-          <w:type w:val="bbPlcHdr"/>
-        </w:types>
-        <w:behaviors>
-          <w:behavior w:val="content"/>
-        </w:behaviors>
-        <w:guid w:val="{034CCF26-44BB-42F7-93F0-33C0D2FF0018}"/>
-      </w:docPartPr>
-      <w:docPartBody>
-        <w:p>
-          <w:pPr>
-            <w:pStyle w:val="D09267832716485DA3B0C9374D7895511"/>
-          </w:pPr>
-          <w:r>
-            <w:t>Name</w:t>
-          </w:r>
-        </w:p>
-      </w:docPartBody>
-    </w:docPart>
-    <w:docPart>
-      <w:docPartPr>
-        <w:name w:val="9091C1B679014DB8B48ACD2626FE122E"/>
-        <w:category>
-          <w:name w:val="General"/>
-          <w:gallery w:val="placeholder"/>
-        </w:category>
-        <w:types>
-          <w:type w:val="bbPlcHdr"/>
-        </w:types>
-        <w:behaviors>
-          <w:behavior w:val="content"/>
-        </w:behaviors>
-        <w:guid w:val="{8A4FB130-DBEA-4404-8BD4-AF22954B560F}"/>
-      </w:docPartPr>
-      <w:docPartBody>
-        <w:p>
-          <w:pPr>
-            <w:pStyle w:val="9091C1B679014DB8B48ACD2626FE122E1"/>
-          </w:pPr>
-          <w:r>
-            <w:t>Title</w:t>
-          </w:r>
-        </w:p>
-      </w:docPartBody>
-    </w:docPart>
-    <w:docPart>
-      <w:docPartPr>
-        <w:name w:val="6DB0FDB59E154D44A7E7093EF679E65B"/>
-        <w:category>
-          <w:name w:val="General"/>
-          <w:gallery w:val="placeholder"/>
-        </w:category>
-        <w:types>
-          <w:type w:val="bbPlcHdr"/>
-        </w:types>
-        <w:behaviors>
-          <w:behavior w:val="content"/>
-        </w:behaviors>
-        <w:guid w:val="{9991E9C8-96BE-4614-BC77-5E444C3667FD}"/>
-      </w:docPartPr>
-      <w:docPartBody>
-        <w:p>
-          <w:pPr>
-            <w:pStyle w:val="6DB0FDB59E154D44A7E7093EF679E65B1"/>
-          </w:pPr>
-          <w:r>
-            <w:t>Company</w:t>
-          </w:r>
-        </w:p>
-      </w:docPartBody>
-    </w:docPart>
-    <w:docPart>
-      <w:docPartPr>
-        <w:name w:val="79BA12D2944440929597D20BC8F6E6B5"/>
-        <w:category>
-          <w:name w:val="General"/>
-          <w:gallery w:val="placeholder"/>
-        </w:category>
-        <w:types>
-          <w:type w:val="bbPlcHdr"/>
-        </w:types>
-        <w:behaviors>
-          <w:behavior w:val="content"/>
-        </w:behaviors>
-        <w:guid w:val="{70618DF3-B780-4C9F-B188-7E389078E475}"/>
-      </w:docPartPr>
-      <w:docPartBody>
-        <w:p>
-          <w:pPr>
-            <w:pStyle w:val="79BA12D2944440929597D20BC8F6E6B51"/>
-          </w:pPr>
-          <w:r>
-            <w:t>Phone</w:t>
-          </w:r>
-        </w:p>
-      </w:docPartBody>
-    </w:docPart>
-    <w:docPart>
-      <w:docPartPr>
-        <w:name w:val="845725FDE442463482B8E784B7FAB3AF"/>
-        <w:category>
-          <w:name w:val="General"/>
-          <w:gallery w:val="placeholder"/>
-        </w:category>
-        <w:types>
-          <w:type w:val="bbPlcHdr"/>
-        </w:types>
-        <w:behaviors>
-          <w:behavior w:val="content"/>
-        </w:behaviors>
-        <w:guid w:val="{E39F3CF9-637A-475F-971F-CC1EB1E0F569}"/>
-      </w:docPartPr>
-      <w:docPartBody>
-        <w:p>
-          <w:pPr>
-            <w:pStyle w:val="845725FDE442463482B8E784B7FAB3AF1"/>
-          </w:pPr>
-          <w:r>
-            <w:t>Fax</w:t>
-          </w:r>
-        </w:p>
-      </w:docPartBody>
-    </w:docPart>
-    <w:docPart>
-      <w:docPartPr>
-        <w:name w:val="BF0B5825E06343BE81AD8673A74B57FC"/>
-        <w:category>
-          <w:name w:val="General"/>
-          <w:gallery w:val="placeholder"/>
-        </w:category>
-        <w:types>
-          <w:type w:val="bbPlcHdr"/>
-        </w:types>
-        <w:behaviors>
-          <w:behavior w:val="content"/>
-        </w:behaviors>
-        <w:guid w:val="{7D7416A0-EDB5-4EC1-A403-2A3D9E3C8677}"/>
-      </w:docPartPr>
-      <w:docPartBody>
-        <w:p>
-          <w:pPr>
-            <w:pStyle w:val="BF0B5825E06343BE81AD8673A74B57FC"/>
-          </w:pPr>
-          <w:r>
-            <w:t>Project:</w:t>
-          </w:r>
-        </w:p>
-      </w:docPartBody>
-    </w:docPart>
-    <w:docPart>
-      <w:docPartPr>
-        <w:name w:val="B8BCBB8BB1AC4175AB0529791890C1EE"/>
-        <w:category>
-          <w:name w:val="General"/>
-          <w:gallery w:val="placeholder"/>
-        </w:category>
-        <w:types>
-          <w:type w:val="bbPlcHdr"/>
-        </w:types>
-        <w:behaviors>
-          <w:behavior w:val="content"/>
-        </w:behaviors>
-        <w:guid w:val="{5346EE92-9EF0-40ED-B013-8925E5421F85}"/>
-      </w:docPartPr>
-      <w:docPartBody>
-        <w:p>
-          <w:pPr>
-            <w:pStyle w:val="B8BCBB8BB1AC4175AB0529791890C1EE"/>
-          </w:pPr>
-          <w:r>
-            <w:t>Facilitator:</w:t>
-          </w:r>
-        </w:p>
-      </w:docPartBody>
-    </w:docPart>
-    <w:docPart>
-      <w:docPartPr>
-        <w:name w:val="7C628DD49BA14CB183A7DC3C86947E09"/>
-        <w:category>
-          <w:name w:val="General"/>
-          <w:gallery w:val="placeholder"/>
-        </w:category>
-        <w:types>
-          <w:type w:val="bbPlcHdr"/>
-        </w:types>
-        <w:behaviors>
-          <w:behavior w:val="content"/>
-        </w:behaviors>
-        <w:guid w:val="{3722186C-1E59-481A-A2D9-55C783936784}"/>
-      </w:docPartPr>
-      <w:docPartBody>
-        <w:p>
-          <w:r>
-            <w:t>Fundraising – charity auction</w:t>
-          </w:r>
-        </w:p>
-      </w:docPartBody>
-    </w:docPart>
-    <w:docPart>
-      <w:docPartPr>
-        <w:name w:val="D29684436BDF43FBB1B96DB5D3331D96"/>
-        <w:category>
-          <w:name w:val="General"/>
-          <w:gallery w:val="placeholder"/>
-        </w:category>
-        <w:types>
-          <w:type w:val="bbPlcHdr"/>
-        </w:types>
-        <w:behaviors>
-          <w:behavior w:val="content"/>
-        </w:behaviors>
-        <w:guid w:val="{BB5272B3-BCDD-4039-BF50-658E0DEA3400}"/>
-      </w:docPartPr>
-      <w:docPartBody>
-        <w:p>
-          <w:r>
-            <w:t>Meeting date:</w:t>
-          </w:r>
-        </w:p>
-      </w:docPartBody>
-    </w:docPart>
-    <w:docPart>
-      <w:docPartPr>
-        <w:name w:val="8D9B36F6510B4688924718715B13CA9F"/>
-        <w:category>
-          <w:name w:val="General"/>
-          <w:gallery w:val="placeholder"/>
-        </w:category>
-        <w:types>
-          <w:type w:val="bbPlcHdr"/>
-        </w:types>
-        <w:behaviors>
-          <w:behavior w:val="content"/>
-        </w:behaviors>
-        <w:guid w:val="{2F4A1207-A32C-489F-9210-1A4DA6206CB8}"/>
-      </w:docPartPr>
-      <w:docPartBody>
-        <w:p>
-          <w:r>
-            <w:t>May 5, 20XX</w:t>
-          </w:r>
-        </w:p>
-      </w:docPartBody>
-    </w:docPart>
-    <w:docPart>
-      <w:docPartPr>
-        <w:name w:val="0E588978216E42479C86F0968494D2C5"/>
-        <w:category>
-          <w:name w:val="General"/>
-          <w:gallery w:val="placeholder"/>
-        </w:category>
-        <w:types>
-          <w:type w:val="bbPlcHdr"/>
-        </w:types>
-        <w:behaviors>
-          <w:behavior w:val="content"/>
-        </w:behaviors>
-        <w:guid w:val="{45BC40F0-AE3C-429D-9838-A4DC1E1862F2}"/>
-      </w:docPartPr>
-      <w:docPartBody>
-        <w:p>
-          <w:r>
-            <w:t>Gehad Kerazi</w:t>
-          </w:r>
-        </w:p>
-      </w:docPartBody>
-    </w:docPart>
-    <w:docPart>
-      <w:docPartPr>
-        <w:name w:val="EDD0F9FB0F504A448B4F52AD329B83EF"/>
-        <w:category>
-          <w:name w:val="General"/>
-          <w:gallery w:val="placeholder"/>
-        </w:category>
-        <w:types>
-          <w:type w:val="bbPlcHdr"/>
-        </w:types>
-        <w:behaviors>
-          <w:behavior w:val="content"/>
-        </w:behaviors>
-        <w:guid w:val="{D251127D-246F-47E5-98CA-B13C64E9409E}"/>
-      </w:docPartPr>
-      <w:docPartBody>
-        <w:p>
-          <w:r>
-            <w:t>Location:</w:t>
-          </w:r>
-        </w:p>
-      </w:docPartBody>
-    </w:docPart>
-    <w:docPart>
-      <w:docPartPr>
-        <w:name w:val="06DFAD06ECFF48F2813E4A95AF1812F6"/>
-        <w:category>
-          <w:name w:val="General"/>
-          <w:gallery w:val="placeholder"/>
-        </w:category>
-        <w:types>
-          <w:type w:val="bbPlcHdr"/>
-        </w:types>
-        <w:behaviors>
-          <w:behavior w:val="content"/>
-        </w:behaviors>
-        <w:guid w:val="{3F6A2B71-F60C-4BF8-9F04-275B8814F3BC}"/>
-      </w:docPartPr>
-      <w:docPartBody>
-        <w:p>
-          <w:r>
-            <w:t>The Rosehip Hotel</w:t>
-          </w:r>
-        </w:p>
-      </w:docPartBody>
-    </w:docPart>
-    <w:docPart>
-      <w:docPartPr>
-        <w:name w:val="419B11BBFE00495AB70FBB2EC370A2D1"/>
-        <w:category>
-          <w:name w:val="General"/>
-          <w:gallery w:val="placeholder"/>
-        </w:category>
-        <w:types>
-          <w:type w:val="bbPlcHdr"/>
-        </w:types>
-        <w:behaviors>
-          <w:behavior w:val="content"/>
-        </w:behaviors>
-        <w:guid w:val="{5EB6D26A-B7AF-47B5-945F-9E06F53E9B77}"/>
-      </w:docPartPr>
-      <w:docPartBody>
-        <w:p>
-          <w:pPr>
-            <w:pStyle w:val="419B11BBFE00495AB70FBB2EC370A2D1"/>
-          </w:pPr>
-          <w:r>
-            <w:t>Email</w:t>
-          </w:r>
-        </w:p>
-      </w:docPartBody>
-    </w:docPart>
-    <w:docPart>
-      <w:docPartPr>
-        <w:name w:val="A91AE6AB04C546A7BC1353A8D5552ED7"/>
-        <w:category>
-          <w:name w:val="General"/>
-          <w:gallery w:val="placeholder"/>
-        </w:category>
-        <w:types>
-          <w:type w:val="bbPlcHdr"/>
-        </w:types>
-        <w:behaviors>
-          <w:behavior w:val="content"/>
-        </w:behaviors>
-        <w:guid w:val="{AC821F47-7393-4E0A-ABD3-98DB43293DDE}"/>
-      </w:docPartPr>
-      <w:docPartBody>
-        <w:p>
-          <w:pPr>
-            <w:pStyle w:val="A91AE6AB04C546A7BC1353A8D5552ED7"/>
-          </w:pPr>
-          <w:r>
-            <w:t>Danielle Brasseur</w:t>
-          </w:r>
-        </w:p>
-      </w:docPartBody>
-    </w:docPart>
-    <w:docPart>
-      <w:docPartPr>
-        <w:name w:val="400CD8A4F4604411BEE760A00957F172"/>
-        <w:category>
-          <w:name w:val="General"/>
-          <w:gallery w:val="placeholder"/>
-        </w:category>
-        <w:types>
-          <w:type w:val="bbPlcHdr"/>
-        </w:types>
-        <w:behaviors>
-          <w:behavior w:val="content"/>
-        </w:behaviors>
-        <w:guid w:val="{F4EB01B5-EE92-44F2-8312-42F1A0589A15}"/>
-      </w:docPartPr>
-      <w:docPartBody>
-        <w:p>
-          <w:pPr>
-            <w:pStyle w:val="400CD8A4F4604411BEE760A00957F172"/>
-          </w:pPr>
-          <w:r>
-            <w:t>Event manager</w:t>
-          </w:r>
-        </w:p>
-      </w:docPartBody>
-    </w:docPart>
-    <w:docPart>
-      <w:docPartPr>
-        <w:name w:val="604E8B4D532E488393CAC98A32E70589"/>
-        <w:category>
-          <w:name w:val="General"/>
-          <w:gallery w:val="placeholder"/>
-        </w:category>
-        <w:types>
-          <w:type w:val="bbPlcHdr"/>
-        </w:types>
-        <w:behaviors>
-          <w:behavior w:val="content"/>
-        </w:behaviors>
-        <w:guid w:val="{7269032C-81C8-4C0C-A833-F63BA21D60AF}"/>
-      </w:docPartPr>
-      <w:docPartBody>
-        <w:p>
-          <w:pPr>
-            <w:pStyle w:val="604E8B4D532E488393CAC98A32E70589"/>
-          </w:pPr>
-          <w:r>
-            <w:t>The Social Strategists</w:t>
-          </w:r>
-        </w:p>
-      </w:docPartBody>
-    </w:docPart>
-    <w:docPart>
-      <w:docPartPr>
-        <w:name w:val="344C72AC0E56497EB7184A738421FC4F"/>
-        <w:category>
-          <w:name w:val="General"/>
-          <w:gallery w:val="placeholder"/>
-        </w:category>
-        <w:types>
-          <w:type w:val="bbPlcHdr"/>
-        </w:types>
-        <w:behaviors>
-          <w:behavior w:val="content"/>
-        </w:behaviors>
-        <w:guid w:val="{114E7C1D-BDC9-47C0-8B54-A4FB2743D312}"/>
-      </w:docPartPr>
-      <w:docPartBody>
-        <w:p>
-          <w:pPr>
-            <w:pStyle w:val="344C72AC0E56497EB7184A738421FC4F"/>
-          </w:pPr>
-          <w:r>
-            <w:t>(</w:t>
-          </w:r>
-          <w:r>
-            <w:t>3</w:t>
-          </w:r>
-          <w:r>
-            <w:t>12) 555-0123</w:t>
-          </w:r>
-        </w:p>
-      </w:docPartBody>
-    </w:docPart>
-    <w:docPart>
-      <w:docPartPr>
-        <w:name w:val="67E7A70D8EAA4BEF86D280F500F9D78A"/>
-        <w:category>
-          <w:name w:val="General"/>
-          <w:gallery w:val="placeholder"/>
-        </w:category>
-        <w:types>
-          <w:type w:val="bbPlcHdr"/>
-        </w:types>
-        <w:behaviors>
-          <w:behavior w:val="content"/>
-        </w:behaviors>
-        <w:guid w:val="{91EC5D68-3EB3-4E0E-A26D-BB2D04D76352}"/>
-      </w:docPartPr>
-      <w:docPartBody>
-        <w:p>
-          <w:pPr>
-            <w:pStyle w:val="67E7A70D8EAA4BEF86D280F500F9D78A"/>
-          </w:pPr>
-          <w:r>
-            <w:t>(312) 555-012</w:t>
-          </w:r>
-          <w:r>
-            <w:t>4</w:t>
-          </w:r>
-        </w:p>
-      </w:docPartBody>
-    </w:docPart>
-    <w:docPart>
-      <w:docPartPr>
-        <w:name w:val="93801E6C603C4BE29582409627E771DE"/>
-        <w:category>
-          <w:name w:val="General"/>
-          <w:gallery w:val="placeholder"/>
-        </w:category>
-        <w:types>
-          <w:type w:val="bbPlcHdr"/>
-        </w:types>
-        <w:behaviors>
-          <w:behavior w:val="content"/>
-        </w:behaviors>
-        <w:guid w:val="{336946C5-4FC9-4810-9A46-3D49FC7709F8}"/>
-      </w:docPartPr>
-      <w:docPartBody>
-        <w:p>
-          <w:pPr>
-            <w:pStyle w:val="93801E6C603C4BE29582409627E771DE"/>
-          </w:pPr>
-          <w:r>
-            <w:t>danielle@example.com</w:t>
-          </w:r>
-        </w:p>
-      </w:docPartBody>
-    </w:docPart>
-    <w:docPart>
-      <w:docPartPr>
-        <w:name w:val="0BEFFC9C377B4C2DBD686FC768C93FCB"/>
-        <w:category>
-          <w:name w:val="General"/>
-          <w:gallery w:val="placeholder"/>
-        </w:category>
-        <w:types>
-          <w:type w:val="bbPlcHdr"/>
-        </w:types>
-        <w:behaviors>
-          <w:behavior w:val="content"/>
-        </w:behaviors>
-        <w:guid w:val="{0FEB1E04-6D52-4C49-ABDA-1AD3286AA16E}"/>
-      </w:docPartPr>
-      <w:docPartBody>
-        <w:p>
-          <w:pPr>
-            <w:pStyle w:val="0BEFFC9C377B4C2DBD686FC768C93FCB"/>
-          </w:pPr>
-          <w:r>
-            <w:t>Si-hyeon Choi</w:t>
-          </w:r>
-        </w:p>
-      </w:docPartBody>
-    </w:docPart>
-    <w:docPart>
-      <w:docPartPr>
-        <w:name w:val="DA3D0D99C5924F51AA6223E7C06551FF"/>
-        <w:category>
-          <w:name w:val="General"/>
-          <w:gallery w:val="placeholder"/>
-        </w:category>
-        <w:types>
-          <w:type w:val="bbPlcHdr"/>
-        </w:types>
-        <w:behaviors>
-          <w:behavior w:val="content"/>
-        </w:behaviors>
-        <w:guid w:val="{D588CF26-A9DC-4A34-8BAD-34127B8D976A}"/>
-      </w:docPartPr>
-      <w:docPartBody>
-        <w:p>
-          <w:pPr>
-            <w:pStyle w:val="DA3D0D99C5924F51AA6223E7C06551FF"/>
-          </w:pPr>
-          <w:r>
-            <w:t>Event planner</w:t>
-          </w:r>
-        </w:p>
-      </w:docPartBody>
-    </w:docPart>
-    <w:docPart>
-      <w:docPartPr>
-        <w:name w:val="85878D43E24549F8BF7BEDE3ACE9BACA"/>
-        <w:category>
-          <w:name w:val="General"/>
-          <w:gallery w:val="placeholder"/>
-        </w:category>
-        <w:types>
-          <w:type w:val="bbPlcHdr"/>
-        </w:types>
-        <w:behaviors>
-          <w:behavior w:val="content"/>
-        </w:behaviors>
-        <w:guid w:val="{BE7423DB-8960-4D49-8B7D-F494C4B4E9D4}"/>
-      </w:docPartPr>
-      <w:docPartBody>
-        <w:p>
-          <w:pPr>
-            <w:pStyle w:val="85878D43E24549F8BF7BEDE3ACE9BACA"/>
-          </w:pPr>
-          <w:r>
-            <w:t>Starling and Copper</w:t>
-          </w:r>
-        </w:p>
-      </w:docPartBody>
-    </w:docPart>
-    <w:docPart>
-      <w:docPartPr>
-        <w:name w:val="D9286374D38748DCAEE7E8588C31F8CE"/>
-        <w:category>
-          <w:name w:val="General"/>
-          <w:gallery w:val="placeholder"/>
-        </w:category>
-        <w:types>
-          <w:type w:val="bbPlcHdr"/>
-        </w:types>
-        <w:behaviors>
-          <w:behavior w:val="content"/>
-        </w:behaviors>
-        <w:guid w:val="{DCB240F2-3406-43F1-8036-C8DACB140F58}"/>
-      </w:docPartPr>
-      <w:docPartBody>
-        <w:p>
-          <w:pPr>
-            <w:pStyle w:val="D9286374D38748DCAEE7E8588C31F8CE"/>
-          </w:pPr>
-          <w:r>
-            <w:t>(8</w:t>
-          </w:r>
-          <w:r>
-            <w:t>7</w:t>
-          </w:r>
-          <w:r>
-            <w:t>9) 555-0189</w:t>
-          </w:r>
-        </w:p>
-      </w:docPartBody>
-    </w:docPart>
-    <w:docPart>
-      <w:docPartPr>
-        <w:name w:val="C2C5976FE75641BA81818F962D3BD0B6"/>
-        <w:category>
-          <w:name w:val="General"/>
-          <w:gallery w:val="placeholder"/>
-        </w:category>
-        <w:types>
-          <w:type w:val="bbPlcHdr"/>
-        </w:types>
-        <w:behaviors>
-          <w:behavior w:val="content"/>
-        </w:behaviors>
-        <w:guid w:val="{73439091-5952-46F0-8B6B-58D849271E96}"/>
-      </w:docPartPr>
-      <w:docPartBody>
-        <w:p>
-          <w:pPr>
-            <w:pStyle w:val="C2C5976FE75641BA81818F962D3BD0B6"/>
-          </w:pPr>
-          <w:r>
-            <w:t>(879) 555-018</w:t>
-          </w:r>
-          <w:r>
-            <w:t>0</w:t>
-          </w:r>
-        </w:p>
-      </w:docPartBody>
-    </w:docPart>
-    <w:docPart>
-      <w:docPartPr>
-        <w:name w:val="4A6CDA0BDC7F425EA52BEE6D068A6EAF"/>
-        <w:category>
-          <w:name w:val="General"/>
-          <w:gallery w:val="placeholder"/>
-        </w:category>
-        <w:types>
-          <w:type w:val="bbPlcHdr"/>
-        </w:types>
-        <w:behaviors>
-          <w:behavior w:val="content"/>
-        </w:behaviors>
-        <w:guid w:val="{46D87DFE-8D7F-49C0-BAFB-9BA44C4B9B0F}"/>
-      </w:docPartPr>
-      <w:docPartBody>
-        <w:p>
-          <w:pPr>
-            <w:pStyle w:val="4A6CDA0BDC7F425EA52BEE6D068A6EAF"/>
-          </w:pPr>
-          <w:r>
-            <w:t>Si_hyeon@example.com</w:t>
-          </w:r>
-        </w:p>
-      </w:docPartBody>
-    </w:docPart>
-    <w:docPart>
-      <w:docPartPr>
-        <w:name w:val="9A28A81BB3794D76BC4CA3F04D01BBA0"/>
-        <w:category>
-          <w:name w:val="General"/>
-          <w:gallery w:val="placeholder"/>
-        </w:category>
-        <w:types>
-          <w:type w:val="bbPlcHdr"/>
-        </w:types>
-        <w:behaviors>
-          <w:behavior w:val="content"/>
-        </w:behaviors>
-        <w:guid w:val="{350C375F-98A0-4D3A-A1DA-69C34F5617BA}"/>
-      </w:docPartPr>
-      <w:docPartBody>
-        <w:p>
-          <w:pPr>
-            <w:pStyle w:val="9A28A81BB3794D76BC4CA3F04D01BBA0"/>
-          </w:pPr>
-          <w:r>
-            <w:t>Kalavathi Rai</w:t>
-          </w:r>
-        </w:p>
-      </w:docPartBody>
-    </w:docPart>
-    <w:docPart>
-      <w:docPartPr>
-        <w:name w:val="E4906BD6610B43B1851815D504CA418E"/>
-        <w:category>
-          <w:name w:val="General"/>
-          <w:gallery w:val="placeholder"/>
-        </w:category>
-        <w:types>
-          <w:type w:val="bbPlcHdr"/>
-        </w:types>
-        <w:behaviors>
-          <w:behavior w:val="content"/>
-        </w:behaviors>
-        <w:guid w:val="{C93DF5A5-9F23-4DCF-8FFB-5C05F3510163}"/>
-      </w:docPartPr>
-      <w:docPartBody>
-        <w:p>
-          <w:pPr>
-            <w:pStyle w:val="E4906BD6610B43B1851815D504CA418E"/>
-          </w:pPr>
-          <w:r>
-            <w:t>Coordinator</w:t>
-          </w:r>
-        </w:p>
-      </w:docPartBody>
-    </w:docPart>
-    <w:docPart>
-      <w:docPartPr>
-        <w:name w:val="122B0C9887E7494C88CCF52250734849"/>
-        <w:category>
-          <w:name w:val="General"/>
-          <w:gallery w:val="placeholder"/>
-        </w:category>
-        <w:types>
-          <w:type w:val="bbPlcHdr"/>
-        </w:types>
-        <w:behaviors>
-          <w:behavior w:val="content"/>
-        </w:behaviors>
-        <w:guid w:val="{964E0D65-0501-420E-B2F5-BAD07EC343C3}"/>
-      </w:docPartPr>
-      <w:docPartBody>
-        <w:p>
-          <w:pPr>
-            <w:pStyle w:val="122B0C9887E7494C88CCF52250734849"/>
-          </w:pPr>
-          <w:r>
-            <w:t>Olson Harris Ltd.</w:t>
-          </w:r>
-        </w:p>
-      </w:docPartBody>
-    </w:docPart>
-    <w:docPart>
-      <w:docPartPr>
-        <w:name w:val="3FEAEAAE9BBB40E0BA89D329164C1DEA"/>
-        <w:category>
-          <w:name w:val="General"/>
-          <w:gallery w:val="placeholder"/>
-        </w:category>
-        <w:types>
-          <w:type w:val="bbPlcHdr"/>
-        </w:types>
-        <w:behaviors>
-          <w:behavior w:val="content"/>
-        </w:behaviors>
-        <w:guid w:val="{A0EB943B-D483-41FA-B2FF-4C28D9533E0B}"/>
-      </w:docPartPr>
-      <w:docPartBody>
-        <w:p>
-          <w:pPr>
-            <w:pStyle w:val="3FEAEAAE9BBB40E0BA89D329164C1DEA"/>
-          </w:pPr>
-          <w:r>
-            <w:t>(234) 555-0156</w:t>
-          </w:r>
-        </w:p>
-      </w:docPartBody>
-    </w:docPart>
-    <w:docPart>
-      <w:docPartPr>
-        <w:name w:val="21C91E5B7DC44646A887C76A78A76B55"/>
-        <w:category>
-          <w:name w:val="General"/>
-          <w:gallery w:val="placeholder"/>
-        </w:category>
-        <w:types>
-          <w:type w:val="bbPlcHdr"/>
-        </w:types>
-        <w:behaviors>
-          <w:behavior w:val="content"/>
-        </w:behaviors>
-        <w:guid w:val="{D0E39750-B1AE-4873-ABE2-7470F2A3DA49}"/>
-      </w:docPartPr>
-      <w:docPartBody>
-        <w:p>
-          <w:pPr>
-            <w:pStyle w:val="21C91E5B7DC44646A887C76A78A76B55"/>
-          </w:pPr>
-          <w:r>
-            <w:t>(234) 555-015</w:t>
-          </w:r>
-          <w:r>
-            <w:t>7</w:t>
-          </w:r>
-        </w:p>
-      </w:docPartBody>
-    </w:docPart>
-    <w:docPart>
-      <w:docPartPr>
-        <w:name w:val="253C1010D4364B4A85BAE2EC0E64D2C8"/>
-        <w:category>
-          <w:name w:val="General"/>
-          <w:gallery w:val="placeholder"/>
-        </w:category>
-        <w:types>
-          <w:type w:val="bbPlcHdr"/>
-        </w:types>
-        <w:behaviors>
-          <w:behavior w:val="content"/>
-        </w:behaviors>
-        <w:guid w:val="{92C6DF7C-2C34-4A98-ADAE-79F418B820AF}"/>
-      </w:docPartPr>
-      <w:docPartBody>
-        <w:p>
-          <w:pPr>
-            <w:pStyle w:val="253C1010D4364B4A85BAE2EC0E64D2C8"/>
-          </w:pPr>
-          <w:r>
-            <w:t>kalavathi@example.com</w:t>
-          </w:r>
-        </w:p>
-      </w:docPartBody>
-    </w:docPart>
-    <w:docPart>
-      <w:docPartPr>
-        <w:name w:val="136A4753DE024BEC9F4579C3E09FB29D"/>
-        <w:category>
-          <w:name w:val="General"/>
-          <w:gallery w:val="placeholder"/>
-        </w:category>
-        <w:types>
-          <w:type w:val="bbPlcHdr"/>
-        </w:types>
-        <w:behaviors>
-          <w:behavior w:val="content"/>
-        </w:behaviors>
-        <w:guid w:val="{08B43D43-9B84-4CC4-9273-9388B64A6EFD}"/>
-      </w:docPartPr>
-      <w:docPartBody>
-        <w:p>
-          <w:pPr>
-            <w:pStyle w:val="136A4753DE024BEC9F4579C3E09FB29D"/>
-          </w:pPr>
-          <w:r>
-            <w:t>Miro Matkovic</w:t>
-          </w:r>
-        </w:p>
-      </w:docPartBody>
-    </w:docPart>
-    <w:docPart>
-      <w:docPartPr>
-        <w:name w:val="2BFDB7DFB1FA468C931B6AB3C36EBA04"/>
-        <w:category>
-          <w:name w:val="General"/>
-          <w:gallery w:val="placeholder"/>
-        </w:category>
-        <w:types>
-          <w:type w:val="bbPlcHdr"/>
-        </w:types>
-        <w:behaviors>
-          <w:behavior w:val="content"/>
-        </w:behaviors>
-        <w:guid w:val="{433CC4A4-6ED5-4791-87FC-FF4222B00395}"/>
-      </w:docPartPr>
-      <w:docPartBody>
-        <w:p>
-          <w:pPr>
-            <w:pStyle w:val="2BFDB7DFB1FA468C931B6AB3C36EBA04"/>
-          </w:pPr>
-          <w:r>
-            <w:t>Meeting planner</w:t>
-          </w:r>
-        </w:p>
-      </w:docPartBody>
-    </w:docPart>
-    <w:docPart>
-      <w:docPartPr>
-        <w:name w:val="35503417C7E04C78817857CA316B05EF"/>
-        <w:category>
-          <w:name w:val="General"/>
-          <w:gallery w:val="placeholder"/>
-        </w:category>
-        <w:types>
-          <w:type w:val="bbPlcHdr"/>
-        </w:types>
-        <w:behaviors>
-          <w:behavior w:val="content"/>
-        </w:behaviors>
-        <w:guid w:val="{20EA8692-6500-42F9-8076-63D89C978E32}"/>
-      </w:docPartPr>
-      <w:docPartBody>
-        <w:p>
-          <w:pPr>
-            <w:pStyle w:val="35503417C7E04C78817857CA316B05EF"/>
-          </w:pPr>
-          <w:r>
-            <w:t>Mitchell, Morris, Ward, and Cook</w:t>
-          </w:r>
-        </w:p>
-      </w:docPartBody>
-    </w:docPart>
-    <w:docPart>
-      <w:docPartPr>
-        <w:name w:val="E654FAC95C7940E781444905B389C8B1"/>
-        <w:category>
-          <w:name w:val="General"/>
-          <w:gallery w:val="placeholder"/>
-        </w:category>
-        <w:types>
-          <w:type w:val="bbPlcHdr"/>
-        </w:types>
-        <w:behaviors>
-          <w:behavior w:val="content"/>
-        </w:behaviors>
-        <w:guid w:val="{E3BC279B-9D94-4584-8BE3-D0FD9217E134}"/>
-      </w:docPartPr>
-      <w:docPartBody>
-        <w:p>
-          <w:pPr>
-            <w:pStyle w:val="E654FAC95C7940E781444905B389C8B1"/>
-          </w:pPr>
-          <w:r>
-            <w:t>(5</w:t>
-          </w:r>
-          <w:r>
-            <w:t>0</w:t>
-          </w:r>
-          <w:r>
-            <w:t>7) 555-0178</w:t>
-          </w:r>
-        </w:p>
-      </w:docPartBody>
-    </w:docPart>
-    <w:docPart>
-      <w:docPartPr>
-        <w:name w:val="F92810BCBB304699B6DE61DA89F4143D"/>
-        <w:category>
-          <w:name w:val="General"/>
-          <w:gallery w:val="placeholder"/>
-        </w:category>
-        <w:types>
-          <w:type w:val="bbPlcHdr"/>
-        </w:types>
-        <w:behaviors>
-          <w:behavior w:val="content"/>
-        </w:behaviors>
-        <w:guid w:val="{6B0922BF-D606-4E4A-998F-AA5672D876FE}"/>
-      </w:docPartPr>
-      <w:docPartBody>
-        <w:p>
-          <w:pPr>
-            <w:pStyle w:val="F92810BCBB304699B6DE61DA89F4143D"/>
-          </w:pPr>
-          <w:r>
-            <w:t>(507) 555-017</w:t>
-          </w:r>
-          <w:r>
-            <w:t>9</w:t>
-          </w:r>
-        </w:p>
-      </w:docPartBody>
-    </w:docPart>
-    <w:docPart>
-      <w:docPartPr>
-        <w:name w:val="D585B3C19B3B4881AA1F3EAC5C20261D"/>
-        <w:category>
-          <w:name w:val="General"/>
-          <w:gallery w:val="placeholder"/>
-        </w:category>
-        <w:types>
-          <w:type w:val="bbPlcHdr"/>
-        </w:types>
-        <w:behaviors>
-          <w:behavior w:val="content"/>
-        </w:behaviors>
-        <w:guid w:val="{39FBF4B1-99F3-445B-B6BC-8A3810C13D09}"/>
-      </w:docPartPr>
-      <w:docPartBody>
-        <w:p>
-          <w:pPr>
-            <w:pStyle w:val="D585B3C19B3B4881AA1F3EAC5C20261D"/>
-          </w:pPr>
-          <w:r>
-            <w:t>miro@example.com</w:t>
-          </w:r>
-        </w:p>
-      </w:docPartBody>
-    </w:docPart>
-    <w:docPart>
-      <w:docPartPr>
-        <w:name w:val="8610CF88785B4889BA50057CF038A165"/>
-        <w:category>
-          <w:name w:val="General"/>
-          <w:gallery w:val="placeholder"/>
-        </w:category>
-        <w:types>
-          <w:type w:val="bbPlcHdr"/>
-        </w:types>
-        <w:behaviors>
-          <w:behavior w:val="content"/>
-        </w:behaviors>
-        <w:guid w:val="{1E2EA2A7-4E06-44B4-90D4-C992DA213027}"/>
-      </w:docPartPr>
-      <w:docPartBody>
-        <w:p>
-          <w:pPr>
-            <w:pStyle w:val="8610CF88785B4889BA50057CF038A165"/>
-          </w:pPr>
-          <w:r>
-            <w:t>Hayden Cook</w:t>
-          </w:r>
-        </w:p>
-      </w:docPartBody>
-    </w:docPart>
-    <w:docPart>
-      <w:docPartPr>
-        <w:name w:val="2E70321E816C48A69E17EEDF3C435837"/>
-        <w:category>
-          <w:name w:val="General"/>
-          <w:gallery w:val="placeholder"/>
-        </w:category>
-        <w:types>
-          <w:type w:val="bbPlcHdr"/>
-        </w:types>
-        <w:behaviors>
-          <w:behavior w:val="content"/>
-        </w:behaviors>
-        <w:guid w:val="{500E55AB-9FE4-4EFF-81D7-49A228FFEC71}"/>
-      </w:docPartPr>
-      <w:docPartBody>
-        <w:p>
-          <w:pPr>
-            <w:pStyle w:val="2E70321E816C48A69E17EEDF3C435837"/>
-          </w:pPr>
-          <w:r>
-            <w:t>Events specialist</w:t>
-          </w:r>
-        </w:p>
-      </w:docPartBody>
-    </w:docPart>
-    <w:docPart>
-      <w:docPartPr>
-        <w:name w:val="03ADACF1330F40F3B89A5CAC35C67859"/>
-        <w:category>
-          <w:name w:val="General"/>
-          <w:gallery w:val="placeholder"/>
-        </w:category>
-        <w:types>
-          <w:type w:val="bbPlcHdr"/>
-        </w:types>
-        <w:behaviors>
-          <w:behavior w:val="content"/>
-        </w:behaviors>
-        <w:guid w:val="{C5D0E607-D87C-46F9-9BB5-22F2622D6E67}"/>
-      </w:docPartPr>
-      <w:docPartBody>
-        <w:p>
-          <w:pPr>
-            <w:pStyle w:val="03ADACF1330F40F3B89A5CAC35C67859"/>
-          </w:pPr>
-          <w:r>
-            <w:t>Northwind Traders</w:t>
-          </w:r>
-        </w:p>
-      </w:docPartBody>
-    </w:docPart>
-    <w:docPart>
-      <w:docPartPr>
-        <w:name w:val="DDD02B15CDFE45C0A6FC0EB9DDDCED02"/>
-        <w:category>
-          <w:name w:val="General"/>
-          <w:gallery w:val="placeholder"/>
-        </w:category>
-        <w:types>
-          <w:type w:val="bbPlcHdr"/>
-        </w:types>
-        <w:behaviors>
-          <w:behavior w:val="content"/>
-        </w:behaviors>
-        <w:guid w:val="{0EA78AA9-8261-46A7-AE90-CE7EB8E90BEE}"/>
-      </w:docPartPr>
-      <w:docPartBody>
-        <w:p>
-          <w:pPr>
-            <w:pStyle w:val="DDD02B15CDFE45C0A6FC0EB9DDDCED02"/>
-          </w:pPr>
-          <w:r>
-            <w:t>(456) 555-0145</w:t>
-          </w:r>
-        </w:p>
-      </w:docPartBody>
-    </w:docPart>
-    <w:docPart>
-      <w:docPartPr>
-        <w:name w:val="9F4AE908879246AB8ED8649204B88865"/>
-        <w:category>
-          <w:name w:val="General"/>
-          <w:gallery w:val="placeholder"/>
-        </w:category>
-        <w:types>
-          <w:type w:val="bbPlcHdr"/>
-        </w:types>
-        <w:behaviors>
-          <w:behavior w:val="content"/>
-        </w:behaviors>
-        <w:guid w:val="{850D0DF9-5A72-4369-9C77-03C88A2AD00F}"/>
-      </w:docPartPr>
-      <w:docPartBody>
-        <w:p>
-          <w:pPr>
-            <w:pStyle w:val="9F4AE908879246AB8ED8649204B88865"/>
-          </w:pPr>
-          <w:r>
-            <w:t>(456) 555-014</w:t>
-          </w:r>
-          <w:r>
-            <w:t>6</w:t>
-          </w:r>
-        </w:p>
-      </w:docPartBody>
-    </w:docPart>
-    <w:docPart>
-      <w:docPartPr>
-        <w:name w:val="C33A8F288FD84A87883DAA1C8AD22975"/>
-        <w:category>
-          <w:name w:val="General"/>
-          <w:gallery w:val="placeholder"/>
-        </w:category>
-        <w:types>
-          <w:type w:val="bbPlcHdr"/>
-        </w:types>
-        <w:behaviors>
-          <w:behavior w:val="content"/>
-        </w:behaviors>
-        <w:guid w:val="{B994D416-87A4-41CD-8F8A-953E11C6E3F3}"/>
-      </w:docPartPr>
-      <w:docPartBody>
-        <w:p>
-          <w:pPr>
-            <w:pStyle w:val="C33A8F288FD84A87883DAA1C8AD22975"/>
-          </w:pPr>
-          <w:r>
-            <w:t>hayden@example.com</w:t>
-          </w:r>
-        </w:p>
-      </w:docPartBody>
-    </w:docPart>
-    <w:docPart>
-      <w:docPartPr>
-        <w:name w:val="CC22F6196E8E4CD5837886B67CFF202F"/>
-        <w:category>
-          <w:name w:val="General"/>
-          <w:gallery w:val="placeholder"/>
-        </w:category>
-        <w:types>
-          <w:type w:val="bbPlcHdr"/>
-        </w:types>
-        <w:behaviors>
-          <w:behavior w:val="content"/>
-        </w:behaviors>
-        <w:guid w:val="{A0CEA2D7-9656-453F-A264-8527748E3359}"/>
-      </w:docPartPr>
-      <w:docPartBody>
-        <w:p>
-          <w:pPr>
-            <w:pStyle w:val="CC22F6196E8E4CD5837886B67CFF202F"/>
-          </w:pPr>
-          <w:r>
-            <w:t>Riku Nakano</w:t>
-          </w:r>
-        </w:p>
-      </w:docPartBody>
-    </w:docPart>
-    <w:docPart>
-      <w:docPartPr>
-        <w:name w:val="B7278552C79C41A3924A3D4B6D5D4AA8"/>
-        <w:category>
-          <w:name w:val="General"/>
-          <w:gallery w:val="placeholder"/>
-        </w:category>
-        <w:types>
-          <w:type w:val="bbPlcHdr"/>
-        </w:types>
-        <w:behaviors>
-          <w:behavior w:val="content"/>
-        </w:behaviors>
-        <w:guid w:val="{DB3572FE-A41F-435F-B372-5D61DE1D5D6D}"/>
-      </w:docPartPr>
-      <w:docPartBody>
-        <w:p>
-          <w:pPr>
-            <w:pStyle w:val="B7278552C79C41A3924A3D4B6D5D4AA8"/>
-          </w:pPr>
-          <w:r>
-            <w:t>Sponsorship coordinator</w:t>
-          </w:r>
-        </w:p>
-      </w:docPartBody>
-    </w:docPart>
-    <w:docPart>
-      <w:docPartPr>
-        <w:name w:val="6BBBC14470CF41998B72A37BC1398075"/>
-        <w:category>
-          <w:name w:val="General"/>
-          <w:gallery w:val="placeholder"/>
-        </w:category>
-        <w:types>
-          <w:type w:val="bbPlcHdr"/>
-        </w:types>
-        <w:behaviors>
-          <w:behavior w:val="content"/>
-        </w:behaviors>
-        <w:guid w:val="{2B396E3E-F3CB-40F1-A1C1-2CB4172B8E1C}"/>
-      </w:docPartPr>
-      <w:docPartBody>
-        <w:p>
-          <w:pPr>
-            <w:pStyle w:val="6BBBC14470CF41998B72A37BC1398075"/>
-          </w:pPr>
-          <w:r>
-            <w:t>VanArsdel, Ltd.</w:t>
-          </w:r>
-        </w:p>
-      </w:docPartBody>
-    </w:docPart>
-    <w:docPart>
-      <w:docPartPr>
-        <w:name w:val="0DD9FDFD6809414FBD327C6DB72EE412"/>
-        <w:category>
-          <w:name w:val="General"/>
-          <w:gallery w:val="placeholder"/>
-        </w:category>
-        <w:types>
-          <w:type w:val="bbPlcHdr"/>
-        </w:types>
-        <w:behaviors>
-          <w:behavior w:val="content"/>
-        </w:behaviors>
-        <w:guid w:val="{F8234803-C519-4294-8E7B-2F67021C56E9}"/>
-      </w:docPartPr>
-      <w:docPartBody>
-        <w:p>
-          <w:pPr>
-            <w:pStyle w:val="0DD9FDFD6809414FBD327C6DB72EE412"/>
-          </w:pPr>
-          <w:r>
-            <w:t>(890) 555-0134</w:t>
-          </w:r>
-        </w:p>
-      </w:docPartBody>
-    </w:docPart>
-    <w:docPart>
-      <w:docPartPr>
-        <w:name w:val="C79C3B8E56C2472CA2B73B0DCD38679F"/>
-        <w:category>
-          <w:name w:val="General"/>
-          <w:gallery w:val="placeholder"/>
-        </w:category>
-        <w:types>
-          <w:type w:val="bbPlcHdr"/>
-        </w:types>
-        <w:behaviors>
-          <w:behavior w:val="content"/>
-        </w:behaviors>
-        <w:guid w:val="{D350ABBE-8D51-4D66-8521-EB8A15BD0BA6}"/>
-      </w:docPartPr>
-      <w:docPartBody>
-        <w:p>
-          <w:pPr>
-            <w:pStyle w:val="C79C3B8E56C2472CA2B73B0DCD38679F"/>
-          </w:pPr>
-          <w:r>
-            <w:t>(890) 555-013</w:t>
-          </w:r>
-          <w:r>
-            <w:t>5</w:t>
-          </w:r>
-        </w:p>
-      </w:docPartBody>
-    </w:docPart>
-    <w:docPart>
-      <w:docPartPr>
-        <w:name w:val="358EC6825BC2486F90E2F7A9536AC366"/>
-        <w:category>
-          <w:name w:val="General"/>
-          <w:gallery w:val="placeholder"/>
-        </w:category>
-        <w:types>
-          <w:type w:val="bbPlcHdr"/>
-        </w:types>
-        <w:behaviors>
-          <w:behavior w:val="content"/>
-        </w:behaviors>
-        <w:guid w:val="{8DCDF723-FDE9-4067-89C1-F6ACB9DBA142}"/>
-      </w:docPartPr>
-      <w:docPartBody>
-        <w:p>
-          <w:pPr>
-            <w:pStyle w:val="358EC6825BC2486F90E2F7A9536AC366"/>
-          </w:pPr>
-          <w:r>
-            <w:t>riku@example.com</w:t>
-          </w:r>
-        </w:p>
-      </w:docPartBody>
-    </w:docPart>
-    <w:docPart>
-      <w:docPartPr>
-        <w:name w:val="98D96B33B1634089BC3381A1632DB403"/>
-        <w:category>
-          <w:name w:val="General"/>
-          <w:gallery w:val="placeholder"/>
-        </w:category>
-        <w:types>
-          <w:type w:val="bbPlcHdr"/>
-        </w:types>
-        <w:behaviors>
-          <w:behavior w:val="content"/>
-        </w:behaviors>
-        <w:guid w:val="{7BD66871-6CA5-45FD-BD7E-718CC7C0FB47}"/>
-      </w:docPartPr>
-      <w:docPartBody>
-        <w:p>
-          <w:pPr>
-            <w:pStyle w:val="98D96B33B1634089BC3381A1632DB403"/>
-          </w:pPr>
-          <w:r>
-            <w:t>Keita Aoki</w:t>
-          </w:r>
-        </w:p>
-      </w:docPartBody>
-    </w:docPart>
-    <w:docPart>
-      <w:docPartPr>
-        <w:name w:val="EC5D9927F7534E439B8A1E6B9A6012DE"/>
-        <w:category>
-          <w:name w:val="General"/>
-          <w:gallery w:val="placeholder"/>
-        </w:category>
-        <w:types>
-          <w:type w:val="bbPlcHdr"/>
-        </w:types>
-        <w:behaviors>
-          <w:behavior w:val="content"/>
-        </w:behaviors>
-        <w:guid w:val="{C80BD1FA-56E4-4AE6-8743-6DED24603EBB}"/>
-      </w:docPartPr>
-      <w:docPartBody>
-        <w:p>
-          <w:pPr>
-            <w:pStyle w:val="EC5D9927F7534E439B8A1E6B9A6012DE"/>
-          </w:pPr>
-          <w:r>
-            <w:t>Special events coordinator</w:t>
-          </w:r>
-        </w:p>
-      </w:docPartBody>
-    </w:docPart>
-    <w:docPart>
-      <w:docPartPr>
-        <w:name w:val="6D276AD5910B43E58AB76FB326A1BB99"/>
-        <w:category>
-          <w:name w:val="General"/>
-          <w:gallery w:val="placeholder"/>
-        </w:category>
-        <w:types>
-          <w:type w:val="bbPlcHdr"/>
-        </w:types>
-        <w:behaviors>
-          <w:behavior w:val="content"/>
-        </w:behaviors>
-        <w:guid w:val="{6AFA05BE-328E-4FB4-AF9B-806D2C77D3F5}"/>
-      </w:docPartPr>
-      <w:docPartBody>
-        <w:p>
-          <w:pPr>
-            <w:pStyle w:val="6D276AD5910B43E58AB76FB326A1BB99"/>
-          </w:pPr>
-          <w:r>
-            <w:t>Wide World Importers</w:t>
-          </w:r>
-        </w:p>
-      </w:docPartBody>
-    </w:docPart>
-    <w:docPart>
-      <w:docPartPr>
-        <w:name w:val="503C82D9CCE0456B9D62B9BB6C749F52"/>
-        <w:category>
-          <w:name w:val="General"/>
-          <w:gallery w:val="placeholder"/>
-        </w:category>
-        <w:types>
-          <w:type w:val="bbPlcHdr"/>
-        </w:types>
-        <w:behaviors>
-          <w:behavior w:val="content"/>
-        </w:behaviors>
-        <w:guid w:val="{D8EAFE0B-49F1-45BD-8814-327F9B89FF1C}"/>
-      </w:docPartPr>
-      <w:docPartBody>
-        <w:p>
-          <w:pPr>
-            <w:pStyle w:val="503C82D9CCE0456B9D62B9BB6C749F52"/>
-          </w:pPr>
-          <w:r>
-            <w:t>(3</w:t>
-          </w:r>
-          <w:r>
-            <w:t>0</w:t>
-          </w:r>
-          <w:r>
-            <w:t>5) 555-0190</w:t>
-          </w:r>
-        </w:p>
-      </w:docPartBody>
-    </w:docPart>
-    <w:docPart>
-      <w:docPartPr>
-        <w:name w:val="2E393209AC054DC2856D4AB01E867C7B"/>
-        <w:category>
-          <w:name w:val="General"/>
-          <w:gallery w:val="placeholder"/>
-        </w:category>
-        <w:types>
-          <w:type w:val="bbPlcHdr"/>
-        </w:types>
-        <w:behaviors>
-          <w:behavior w:val="content"/>
-        </w:behaviors>
-        <w:guid w:val="{2653FAED-B0E7-47B3-83A4-3373BF495D20}"/>
-      </w:docPartPr>
-      <w:docPartBody>
-        <w:p>
-          <w:pPr>
-            <w:pStyle w:val="2E393209AC054DC2856D4AB01E867C7B"/>
-          </w:pPr>
-          <w:r>
-            <w:t>(305) 555-019</w:t>
-          </w:r>
-          <w:r>
-            <w:t>1</w:t>
-          </w:r>
-        </w:p>
-      </w:docPartBody>
-    </w:docPart>
-    <w:docPart>
-      <w:docPartPr>
-        <w:name w:val="B796D36769CB47C585871E6A3FD7DBE4"/>
-        <w:category>
-          <w:name w:val="General"/>
-          <w:gallery w:val="placeholder"/>
-        </w:category>
-        <w:types>
-          <w:type w:val="bbPlcHdr"/>
-        </w:types>
-        <w:behaviors>
-          <w:behavior w:val="content"/>
-        </w:behaviors>
-        <w:guid w:val="{51ABF109-2A12-4CC2-8BE0-34F3C14FDD40}"/>
-      </w:docPartPr>
-      <w:docPartBody>
-        <w:p>
-          <w:pPr>
-            <w:pStyle w:val="B796D36769CB47C585871E6A3FD7DBE4"/>
-          </w:pPr>
-          <w:r>
-            <w:t>keita@example.com</w:t>
-          </w:r>
-        </w:p>
-      </w:docPartBody>
-    </w:docPart>
-    <w:docPart>
-      <w:docPartPr>
-        <w:name w:val="F7CA647C9FE64A40B39428C2A56BECB6"/>
-        <w:category>
-          <w:name w:val="General"/>
-          <w:gallery w:val="placeholder"/>
-        </w:category>
-        <w:types>
-          <w:type w:val="bbPlcHdr"/>
-        </w:types>
-        <w:behaviors>
-          <w:behavior w:val="content"/>
-        </w:behaviors>
-        <w:guid w:val="{99534038-DF4D-493D-A691-B013B7F37AFA}"/>
-      </w:docPartPr>
-      <w:docPartBody>
-        <w:p>
-          <w:r>
-            <w:t>Event Planning Meeting</w:t>
-          </w:r>
-        </w:p>
-      </w:docPartBody>
-    </w:docPart>
-  </w:docParts>
-</w:glossaryDocument>
-</file>
-
-<file path=word/glossary/fontTable.xml><?xml version="1.0" encoding="utf-8"?>
-<w:fonts xmlns:mc="http://schemas.openxmlformats.org/markup-compatibility/2006" xmlns:r="http://schemas.openxmlformats.org/officeDocument/2006/relationships" xmlns:w="http://schemas.openxmlformats.org/wordprocessingml/2006/main" xmlns:w14="http://schemas.microsoft.com/office/word/2010/wordml" xmlns:w15="http://schemas.microsoft.com/office/word/2012/wordml" xmlns:w16cex="http://schemas.microsoft.com/office/word/2018/wordml/cex" xmlns:w16cid="http://schemas.microsoft.com/office/word/2016/wordml/cid" xmlns:w16="http://schemas.microsoft.com/office/word/2018/wordml" xmlns:w16sdtdh="http://schemas.microsoft.com/office/word/2020/wordml/sdtdatahash" xmlns:w16se="http://schemas.microsoft.com/office/word/2015/wordml/symex" mc:Ignorable="w14 w15 w16se w16cid w16 w16cex w16sdtdh">
-  <w:font w:name="Symbol">
-    <w:panose1 w:val="05050102010706020507"/>
-    <w:charset w:val="02"/>
-    <w:family w:val="roman"/>
-    <w:pitch w:val="variable"/>
-    <w:sig w:usb0="00000000" w:usb1="10000000" w:usb2="00000000" w:usb3="00000000" w:csb0="80000000" w:csb1="00000000"/>
-  </w:font>
-  <w:font w:name="Times New Roman">
-    <w:panose1 w:val="02020603050405020304"/>
-    <w:charset w:val="00"/>
-    <w:family w:val="roman"/>
-    <w:pitch w:val="variable"/>
-    <w:sig w:usb0="E0002EFF" w:usb1="C000785B" w:usb2="00000009" w:usb3="00000000" w:csb0="000001FF" w:csb1="00000000"/>
-  </w:font>
-  <w:font w:name="Tahoma">
-    <w:panose1 w:val="020B0604030504040204"/>
-    <w:charset w:val="00"/>
-    <w:family w:val="swiss"/>
-    <w:pitch w:val="variable"/>
-    <w:sig w:usb0="E1002EFF" w:usb1="C000605B" w:usb2="00000029" w:usb3="00000000" w:csb0="000101FF" w:csb1="00000000"/>
-  </w:font>
-  <w:font w:name="Batang">
-    <w:altName w:val="바탕"/>
-    <w:panose1 w:val="02030600000101010101"/>
-    <w:charset w:val="81"/>
-    <w:family w:val="roman"/>
-    <w:pitch w:val="variable"/>
-    <w:sig w:usb0="B00002AF" w:usb1="69D77CFB" w:usb2="00000030" w:usb3="00000000" w:csb0="0008009F" w:csb1="00000000"/>
-  </w:font>
-  <w:font w:name="Arial">
-    <w:panose1 w:val="020B0604020202020204"/>
-    <w:charset w:val="00"/>
-    <w:family w:val="swiss"/>
-    <w:pitch w:val="variable"/>
-    <w:sig w:usb0="E0002EFF" w:usb1="C000785B" w:usb2="00000009" w:usb3="00000000" w:csb0="000001FF" w:csb1="00000000"/>
-  </w:font>
-  <w:font w:name="Segoe UI">
-    <w:panose1 w:val="020B0502040204020203"/>
-    <w:charset w:val="00"/>
-    <w:family w:val="swiss"/>
-    <w:pitch w:val="variable"/>
-    <w:sig w:usb0="E4002EFF" w:usb1="C000E47F" w:usb2="00000009" w:usb3="00000000" w:csb0="000001FF" w:csb1="00000000"/>
-  </w:font>
-  <w:font w:name="Consolas">
-    <w:panose1 w:val="020B0609020204030204"/>
-    <w:charset w:val="00"/>
-    <w:family w:val="modern"/>
-    <w:pitch w:val="fixed"/>
-    <w:sig w:usb0="E00006FF" w:usb1="0000FCFF" w:usb2="00000001" w:usb3="00000000" w:csb0="0000019F" w:csb1="00000000"/>
-  </w:font>
-  <w:font w:name="Calibri">
-    <w:panose1 w:val="020F0502020204030204"/>
-    <w:charset w:val="00"/>
-    <w:family w:val="swiss"/>
-    <w:pitch w:val="variable"/>
-    <w:sig w:usb0="E4002EFF" w:usb1="C000247B" w:usb2="00000009" w:usb3="00000000" w:csb0="000001FF" w:csb1="00000000"/>
-  </w:font>
-  <w:font w:name="Calibri Light">
-    <w:panose1 w:val="020F0302020204030204"/>
-    <w:charset w:val="00"/>
-    <w:family w:val="swiss"/>
-    <w:pitch w:val="variable"/>
-    <w:sig w:usb0="E4002EFF" w:usb1="C000247B" w:usb2="00000009" w:usb3="00000000" w:csb0="000001FF" w:csb1="00000000"/>
-  </w:font>
-</w:fonts>
-</file>
-
-<file path=word/glossary/settings.xml><?xml version="1.0" encoding="utf-8"?>
-<w:settings xmlns:mc="http://schemas.openxmlformats.org/markup-compatibility/2006" xmlns:o="urn:schemas-microsoft-com:office:office" xmlns:r="http://schemas.openxmlformats.org/officeDocument/2006/relationships" xmlns:m="http://schemas.openxmlformats.org/officeDocument/2006/math" xmlns:v="urn:schemas-microsoft-com:vml" xmlns:w10="urn:schemas-microsoft-com:office:word" xmlns:w="http://schemas.openxmlformats.org/wordprocessingml/2006/main" xmlns:w14="http://schemas.microsoft.com/office/word/2010/wordml" xmlns:w15="http://schemas.microsoft.com/office/word/2012/wordml" xmlns:w16cex="http://schemas.microsoft.com/office/word/2018/wordml/cex" xmlns:w16cid="http://schemas.microsoft.com/office/word/2016/wordml/cid" xmlns:w16="http://schemas.microsoft.com/office/word/2018/wordml" xmlns:w16sdtdh="http://schemas.microsoft.com/office/word/2020/wordml/sdtdatahash" xmlns:w16se="http://schemas.microsoft.com/office/word/2015/wordml/symex" xmlns:sl="http://schemas.openxmlformats.org/schemaLibrary/2006/main" mc:Ignorable="w14 w15 w16se w16cid w16 w16cex w16sdtdh">
-  <w:view w:val="normal"/>
-  <w:revisionView w:insDel="0" w:formatting="0"/>
-  <w:defaultTabStop w:val="720"/>
-  <w:characterSpacingControl w:val="doNotCompress"/>
-  <w:compat>
-    <w:useFELayout/>
-    <w:compatSetting w:name="compatibilityMode" w:uri="http://schemas.microsoft.com/office/word" w:val="15"/>
-    <w:compatSetting w:name="overrideTableStyleFontSizeAndJustification" w:uri="http://schemas.microsoft.com/office/word" w:val="1"/>
-    <w:compatSetting w:name="enableOpenTypeFeatures" w:uri="http://schemas.microsoft.com/office/word" w:val="1"/>
-    <w:compatSetting w:name="doNotFlipMirrorIndents" w:uri="http://schemas.microsoft.com/office/word" w:val="1"/>
-    <w:compatSetting w:name="differentiateMultirowTableHeaders" w:uri="http://schemas.microsoft.com/office/word" w:val="1"/>
-    <w:compatSetting w:name="useWord2013TrackBottomHyphenation" w:uri="http://schemas.microsoft.com/office/word" w:val="1"/>
-  </w:compat>
-  <w:rsids>
-    <w:rsidRoot w:val="00F4749F"/>
-    <w:rsid w:val="0032572D"/>
-    <w:rsid w:val="00334DC3"/>
-    <w:rsid w:val="003A77E5"/>
-    <w:rsid w:val="004C17E9"/>
-    <w:rsid w:val="007E2E00"/>
-    <w:rsid w:val="00944A36"/>
-    <w:rsid w:val="00F13567"/>
-    <w:rsid w:val="00F4749F"/>
-    <w:rsid w:val="00F82072"/>
-    <w:rsid w:val="00FE592C"/>
-  </w:rsids>
-  <m:mathPr>
-    <m:mathFont m:val="Cambria Math"/>
-    <m:brkBin m:val="before"/>
-    <m:brkBinSub m:val="--"/>
-    <m:smallFrac m:val="0"/>
-    <m:dispDef/>
-    <m:lMargin m:val="0"/>
-    <m:rMargin m:val="0"/>
-    <m:defJc m:val="centerGroup"/>
-    <m:wrapIndent m:val="1440"/>
-    <m:intLim m:val="subSup"/>
-    <m:naryLim m:val="undOvr"/>
-  </m:mathPr>
-  <w:themeFontLang w:val="en-US"/>
-  <w:clrSchemeMapping w:bg1="light1" w:t1="dark1" w:bg2="light2" w:t2="dark2" w:accent1="accent1" w:accent2="accent2" w:accent3="accent3" w:accent4="accent4" w:accent5="accent5" w:accent6="accent6" w:hyperlink="hyperlink" w:followedHyperlink="followedHyperlink"/>
-  <w:decimalSymbol w:val="."/>
-  <w:listSeparator w:val=","/>
-  <w15:chartTrackingRefBased/>
-</w:settings>
-</file>
-
-<file path=word/glossary/styles.xml><?xml version="1.0" encoding="utf-8"?>
-<w:styles xmlns:mc="http://schemas.openxmlformats.org/markup-compatibility/2006" xmlns:r="http://schemas.openxmlformats.org/officeDocument/2006/relationships" xmlns:w="http://schemas.openxmlformats.org/wordprocessingml/2006/main" xmlns:w14="http://schemas.microsoft.com/office/word/2010/wordml" xmlns:w15="http://schemas.microsoft.com/office/word/2012/wordml" xmlns:w16cex="http://schemas.microsoft.com/office/word/2018/wordml/cex" xmlns:w16cid="http://schemas.microsoft.com/office/word/2016/wordml/cid" xmlns:w16="http://schemas.microsoft.com/office/word/2018/wordml" xmlns:w16sdtdh="http://schemas.microsoft.com/office/word/2020/wordml/sdtdatahash" xmlns:w16se="http://schemas.microsoft.com/office/word/2015/wordml/symex" mc:Ignorable="w14 w15 w16se w16cid w16 w16cex w16sdtdh">
-  <w:docDefaults>
-    <w:rPrDefault>
-      <w:rPr>
-        <w:rFonts w:asciiTheme="minorHAnsi" w:eastAsiaTheme="minorEastAsia" w:hAnsiTheme="minorHAnsi" w:cstheme="minorBidi"/>
-        <w:kern w:val="2"/>
-        <w:sz w:val="22"/>
-        <w:szCs w:val="22"/>
-        <w:lang w:val="en-US" w:eastAsia="en-US" w:bidi="ar-SA"/>
-        <w14:ligatures w14:val="standardContextual"/>
-      </w:rPr>
-    </w:rPrDefault>
-    <w:pPrDefault>
-      <w:pPr>
-        <w:spacing w:after="160" w:line="259" w:lineRule="auto"/>
-      </w:pPr>
-    </w:pPrDefault>
-  </w:docDefaults>
-  <w:latentStyles w:defLockedState="0" w:defUIPriority="99" w:defSemiHidden="0" w:defUnhideWhenUsed="0" w:defQFormat="0" w:count="376">
-    <w:lsdException w:name="Normal" w:uiPriority="0" w:qFormat="1"/>
-    <w:lsdException w:name="heading 1" w:uiPriority="9" w:qFormat="1"/>
-    <w:lsdException w:name="heading 2" w:semiHidden="1" w:uiPriority="9" w:unhideWhenUsed="1" w:qFormat="1"/>
-    <w:lsdException w:name="heading 3" w:semiHidden="1" w:uiPriority="9" w:unhideWhenUsed="1" w:qFormat="1"/>
-    <w:lsdException w:name="heading 4" w:semiHidden="1" w:uiPriority="9" w:unhideWhenUsed="1" w:qFormat="1"/>
-    <w:lsdException w:name="heading 5" w:semiHidden="1" w:uiPriority="9" w:unhideWhenUsed="1" w:qFormat="1"/>
-    <w:lsdException w:name="heading 6" w:semiHidden="1" w:uiPriority="9" w:unhideWhenUsed="1" w:qFormat="1"/>
-    <w:lsdException w:name="heading 7" w:semiHidden="1" w:uiPriority="9" w:unhideWhenUsed="1" w:qFormat="1"/>
-    <w:lsdException w:name="heading 8" w:semiHidden="1" w:uiPriority="9" w:unhideWhenUsed="1" w:qFormat="1"/>
-    <w:lsdException w:name="heading 9" w:semiHidden="1" w:uiPriority="9" w:unhideWhenUsed="1" w:qFormat="1"/>
-    <w:lsdException w:name="index 1" w:semiHidden="1" w:unhideWhenUsed="1"/>
-    <w:lsdException w:name="index 2" w:semiHidden="1" w:unhideWhenUsed="1"/>
-    <w:lsdException w:name="index 3" w:semiHidden="1" w:unhideWhenUsed="1"/>
-    <w:lsdException w:name="index 4" w:semiHidden="1" w:unhideWhenUsed="1"/>
-    <w:lsdException w:name="index 5" w:semiHidden="1" w:unhideWhenUsed="1"/>
-    <w:lsdException w:name="index 6" w:semiHidden="1" w:unhideWhenUsed="1"/>
-    <w:lsdException w:name="index 7" w:semiHidden="1" w:unhideWhenUsed="1"/>
-    <w:lsdException w:name="index 8" w:semiHidden="1" w:unhideWhenUsed="1"/>
-    <w:lsdException w:name="index 9" w:semiHidden="1" w:unhideWhenUsed="1"/>
-    <w:lsdException w:name="toc 1" w:semiHidden="1" w:uiPriority="39" w:unhideWhenUsed="1"/>
-    <w:lsdException w:name="toc 2" w:semiHidden="1" w:uiPriority="39" w:unhideWhenUsed="1"/>
-    <w:lsdException w:name="toc 3" w:semiHidden="1" w:uiPriority="39" w:unhideWhenUsed="1"/>
-    <w:lsdException w:name="toc 4" w:semiHidden="1" w:uiPriority="39" w:unhideWhenUsed="1"/>
-    <w:lsdException w:name="toc 5" w:semiHidden="1" w:uiPriority="39" w:unhideWhenUsed="1"/>
-    <w:lsdException w:name="toc 6" w:semiHidden="1" w:uiPriority="39" w:unhideWhenUsed="1"/>
-    <w:lsdException w:name="toc 7" w:semiHidden="1" w:uiPriority="39" w:unhideWhenUsed="1"/>
-    <w:lsdException w:name="toc 8" w:semiHidden="1" w:uiPriority="39" w:unhideWhenUsed="1"/>
-    <w:lsdException w:name="toc 9" w:semiHidden="1" w:uiPriority="39" w:unhideWhenUsed="1"/>
-    <w:lsdException w:name="Normal Indent" w:semiHidden="1" w:unhideWhenUsed="1"/>
-    <w:lsdException w:name="footnote text" w:semiHidden="1" w:unhideWhenUsed="1"/>
-    <w:lsdException w:name="annotation text" w:semiHidden="1" w:unhideWhenUsed="1"/>
-    <w:lsdException w:name="header" w:semiHidden="1" w:unhideWhenUsed="1"/>
-    <w:lsdException w:name="footer" w:semiHidden="1" w:unhideWhenUsed="1"/>
-    <w:lsdException w:name="index heading" w:semiHidden="1" w:unhideWhenUsed="1"/>
-    <w:lsdException w:name="caption" w:semiHidden="1" w:uiPriority="35" w:unhideWhenUsed="1" w:qFormat="1"/>
-    <w:lsdException w:name="table of figures" w:semiHidden="1" w:unhideWhenUsed="1"/>
-    <w:lsdException w:name="envelope address" w:semiHidden="1" w:unhideWhenUsed="1"/>
-    <w:lsdException w:name="envelope return" w:semiHidden="1" w:unhideWhenUsed="1"/>
-    <w:lsdException w:name="footnote reference" w:semiHidden="1" w:unhideWhenUsed="1"/>
-    <w:lsdException w:name="annotation reference" w:semiHidden="1" w:unhideWhenUsed="1"/>
-    <w:lsdException w:name="line number" w:semiHidden="1" w:unhideWhenUsed="1"/>
-    <w:lsdException w:name="page number" w:semiHidden="1" w:unhideWhenUsed="1"/>
-    <w:lsdException w:name="endnote reference" w:semiHidden="1" w:unhideWhenUsed="1"/>
-    <w:lsdException w:name="endnote text" w:semiHidden="1" w:unhideWhenUsed="1"/>
-    <w:lsdException w:name="table of authorities" w:semiHidden="1" w:unhideWhenUsed="1"/>
-    <w:lsdException w:name="macro" w:semiHidden="1" w:unhideWhenUsed="1"/>
-    <w:lsdException w:name="toa heading" w:semiHidden="1" w:unhideWhenUsed="1"/>
-    <w:lsdException w:name="List" w:semiHidden="1" w:unhideWhenUsed="1"/>
-    <w:lsdException w:name="List Bullet" w:semiHidden="1" w:unhideWhenUsed="1"/>
-    <w:lsdException w:name="List Number" w:semiHidden="1" w:unhideWhenUsed="1"/>
-    <w:lsdException w:name="List 2" w:semiHidden="1" w:unhideWhenUsed="1"/>
-    <w:lsdException w:name="List 3" w:semiHidden="1" w:unhideWhenUsed="1"/>
-    <w:lsdException w:name="List 4" w:semiHidden="1" w:unhideWhenUsed="1"/>
-    <w:lsdException w:name="List 5" w:semiHidden="1" w:unhideWhenUsed="1"/>
-    <w:lsdException w:name="List Bullet 2" w:semiHidden="1" w:unhideWhenUsed="1"/>
-    <w:lsdException w:name="List Bullet 3" w:semiHidden="1" w:unhideWhenUsed="1"/>
-    <w:lsdException w:name="List Bullet 4" w:semiHidden="1" w:unhideWhenUsed="1"/>
-    <w:lsdException w:name="List Bullet 5" w:semiHidden="1" w:unhideWhenUsed="1"/>
-    <w:lsdException w:name="List Number 2" w:semiHidden="1" w:unhideWhenUsed="1"/>
-    <w:lsdException w:name="List Number 3" w:semiHidden="1" w:unhideWhenUsed="1"/>
-    <w:lsdException w:name="List Number 4" w:semiHidden="1" w:unhideWhenUsed="1"/>
-    <w:lsdException w:name="List Number 5" w:semiHidden="1" w:unhideWhenUsed="1"/>
-    <w:lsdException w:name="Title" w:uiPriority="10" w:qFormat="1"/>
-    <w:lsdException w:name="Closing" w:semiHidden="1" w:unhideWhenUsed="1"/>
-    <w:lsdException w:name="Signature" w:semiHidden="1" w:unhideWhenUsed="1"/>
-    <w:lsdException w:name="Default Paragraph Font" w:semiHidden="1" w:uiPriority="1" w:unhideWhenUsed="1"/>
-    <w:lsdException w:name="Body Text" w:semiHidden="1" w:unhideWhenUsed="1"/>
-    <w:lsdException w:name="Body Text Indent" w:semiHidden="1" w:unhideWhenUsed="1"/>
-    <w:lsdException w:name="List Continue" w:semiHidden="1" w:unhideWhenUsed="1"/>
-    <w:lsdException w:name="List Continue 2" w:semiHidden="1" w:unhideWhenUsed="1"/>
-    <w:lsdException w:name="List Continue 3" w:semiHidden="1" w:unhideWhenUsed="1"/>
-    <w:lsdException w:name="List Continue 4" w:semiHidden="1" w:unhideWhenUsed="1"/>
-    <w:lsdException w:name="List Continue 5" w:semiHidden="1" w:unhideWhenUsed="1"/>
-    <w:lsdException w:name="Message Header" w:semiHidden="1" w:unhideWhenUsed="1"/>
-    <w:lsdException w:name="Subtitle" w:uiPriority="11" w:qFormat="1"/>
-    <w:lsdException w:name="Salutation" w:semiHidden="1" w:unhideWhenUsed="1"/>
-    <w:lsdException w:name="Date" w:semiHidden="1" w:unhideWhenUsed="1"/>
-    <w:lsdException w:name="Body Text First Indent" w:semiHidden="1" w:unhideWhenUsed="1"/>
-    <w:lsdException w:name="Body Text First Indent 2" w:semiHidden="1" w:unhideWhenUsed="1"/>
-    <w:lsdException w:name="Note Heading" w:semiHidden="1" w:unhideWhenUsed="1"/>
-    <w:lsdException w:name="Body Text 2" w:semiHidden="1" w:unhideWhenUsed="1"/>
-    <w:lsdException w:name="Body Text 3" w:semiHidden="1" w:unhideWhenUsed="1"/>
-    <w:lsdException w:name="Body Text Indent 2" w:semiHidden="1" w:unhideWhenUsed="1"/>
-    <w:lsdException w:name="Body Text Indent 3" w:semiHidden="1" w:unhideWhenUsed="1"/>
-    <w:lsdException w:name="Block Text" w:semiHidden="1" w:unhideWhenUsed="1"/>
-    <w:lsdException w:name="Hyperlink" w:semiHidden="1" w:unhideWhenUsed="1"/>
-    <w:lsdException w:name="FollowedHyperlink" w:semiHidden="1" w:unhideWhenUsed="1"/>
-    <w:lsdException w:name="Strong" w:uiPriority="22" w:qFormat="1"/>
-    <w:lsdException w:name="Emphasis" w:uiPriority="20" w:qFormat="1"/>
-    <w:lsdException w:name="Document Map" w:semiHidden="1" w:unhideWhenUsed="1"/>
-    <w:lsdException w:name="Plain Text" w:semiHidden="1" w:unhideWhenUsed="1"/>
-    <w:lsdException w:name="E-mail Signature" w:semiHidden="1" w:unhideWhenUsed="1"/>
-    <w:lsdException w:name="HTML Top of Form" w:semiHidden="1" w:unhideWhenUsed="1"/>
-    <w:lsdException w:name="HTML Bottom of Form" w:semiHidden="1" w:unhideWhenUsed="1"/>
-    <w:lsdException w:name="Normal (Web)" w:semiHidden="1" w:unhideWhenUsed="1"/>
-    <w:lsdException w:name="HTML Acronym" w:semiHidden="1" w:unhideWhenUsed="1"/>
-    <w:lsdException w:name="HTML Address" w:semiHidden="1" w:unhideWhenUsed="1"/>
-    <w:lsdException w:name="HTML Cite" w:semiHidden="1" w:unhideWhenUsed="1"/>
-    <w:lsdException w:name="HTML Code" w:semiHidden="1" w:unhideWhenUsed="1"/>
-    <w:lsdException w:name="HTML Definition" w:semiHidden="1" w:unhideWhenUsed="1"/>
-    <w:lsdException w:name="HTML Keyboard" w:semiHidden="1" w:unhideWhenUsed="1"/>
-    <w:lsdException w:name="HTML Preformatted" w:semiHidden="1" w:unhideWhenUsed="1"/>
-    <w:lsdException w:name="HTML Sample" w:semiHidden="1" w:unhideWhenUsed="1"/>
-    <w:lsdException w:name="HTML Typewriter" w:semiHidden="1" w:unhideWhenUsed="1"/>
-    <w:lsdException w:name="HTML Variable" w:semiHidden="1" w:unhideWhenUsed="1"/>
-    <w:lsdException w:name="Normal Table" w:semiHidden="1" w:unhideWhenUsed="1"/>
-    <w:lsdException w:name="annotation subject" w:semiHidden="1" w:unhideWhenUsed="1"/>
-    <w:lsdException w:name="No List" w:semiHidden="1" w:unhideWhenUsed="1"/>
-    <w:lsdException w:name="Outline List 1" w:semiHidden="1" w:unhideWhenUsed="1"/>
-    <w:lsdException w:name="Outline List 2" w:semiHidden="1" w:unhideWhenUsed="1"/>
-    <w:lsdException w:name="Outline List 3" w:semiHidden="1" w:unhideWhenUsed="1"/>
-    <w:lsdException w:name="Table Simple 1" w:semiHidden="1" w:unhideWhenUsed="1"/>
-    <w:lsdException w:name="Table Simple 2" w:semiHidden="1" w:unhideWhenUsed="1"/>
-    <w:lsdException w:name="Table Simple 3" w:semiHidden="1" w:unhideWhenUsed="1"/>
-    <w:lsdException w:name="Table Classic 1" w:semiHidden="1" w:unhideWhenUsed="1"/>
-    <w:lsdException w:name="Table Classic 2" w:semiHidden="1" w:unhideWhenUsed="1"/>
-    <w:lsdException w:name="Table Classic 3" w:semiHidden="1" w:unhideWhenUsed="1"/>
-    <w:lsdException w:name="Table Classic 4" w:semiHidden="1" w:unhideWhenUsed="1"/>
-    <w:lsdException w:name="Table Colorful 1" w:semiHidden="1" w:unhideWhenUsed="1"/>
-    <w:lsdException w:name="Table Colorful 2" w:semiHidden="1" w:unhideWhenUsed="1"/>
-    <w:lsdException w:name="Table Colorful 3" w:semiHidden="1" w:unhideWhenUsed="1"/>
-    <w:lsdException w:name="Table Columns 1" w:semiHidden="1" w:unhideWhenUsed="1"/>
-    <w:lsdException w:name="Table Columns 2" w:semiHidden="1" w:unhideWhenUsed="1"/>
-    <w:lsdException w:name="Table Columns 3" w:semiHidden="1" w:unhideWhenUsed="1"/>
-    <w:lsdException w:name="Table Columns 4" w:semiHidden="1" w:unhideWhenUsed="1"/>
-    <w:lsdException w:name="Table Columns 5" w:semiHidden="1" w:unhideWhenUsed="1"/>
-    <w:lsdException w:name="Table Grid 1" w:semiHidden="1" w:unhideWhenUsed="1"/>
-    <w:lsdException w:name="Table Grid 2" w:semiHidden="1" w:unhideWhenUsed="1"/>
-    <w:lsdException w:name="Table Grid 3" w:semiHidden="1" w:unhideWhenUsed="1"/>
-    <w:lsdException w:name="Table Grid 4" w:semiHidden="1" w:unhideWhenUsed="1"/>
-    <w:lsdException w:name="Table Grid 5" w:semiHidden="1" w:unhideWhenUsed="1"/>
-    <w:lsdException w:name="Table Grid 6" w:semiHidden="1" w:unhideWhenUsed="1"/>
-    <w:lsdException w:name="Table Grid 7" w:semiHidden="1" w:unhideWhenUsed="1"/>
-    <w:lsdException w:name="Table Grid 8" w:semiHidden="1" w:unhideWhenUsed="1"/>
-    <w:lsdException w:name="Table List 1" w:semiHidden="1" w:unhideWhenUsed="1"/>
-    <w:lsdException w:name="Table List 2" w:semiHidden="1" w:unhideWhenUsed="1"/>
-    <w:lsdException w:name="Table List 3" w:semiHidden="1" w:unhideWhenUsed="1"/>
-    <w:lsdException w:name="Table List 4" w:semiHidden="1" w:unhideWhenUsed="1"/>
-    <w:lsdException w:name="Table List 5" w:semiHidden="1" w:unhideWhenUsed="1"/>
-    <w:lsdException w:name="Table List 6" w:semiHidden="1" w:unhideWhenUsed="1"/>
-    <w:lsdException w:name="Table List 7" w:semiHidden="1" w:unhideWhenUsed="1"/>
-    <w:lsdException w:name="Table List 8" w:semiHidden="1" w:unhideWhenUsed="1"/>
-    <w:lsdException w:name="Table 3D effects 1" w:semiHidden="1" w:unhideWhenUsed="1"/>
-    <w:lsdException w:name="Table 3D effects 2" w:semiHidden="1" w:unhideWhenUsed="1"/>
-    <w:lsdException w:name="Table 3D effects 3" w:semiHidden="1" w:unhideWhenUsed="1"/>
-    <w:lsdException w:name="Table Contemporary" w:semiHidden="1" w:unhideWhenUsed="1"/>
-    <w:lsdException w:name="Table Elegant" w:semiHidden="1" w:unhideWhenUsed="1"/>
-    <w:lsdException w:name="Table Professional" w:semiHidden="1" w:unhideWhenUsed="1"/>
-    <w:lsdException w:name="Table Subtle 1" w:semiHidden="1" w:unhideWhenUsed="1"/>
-    <w:lsdException w:name="Table Subtle 2" w:semiHidden="1" w:unhideWhenUsed="1"/>
-    <w:lsdException w:name="Table Web 1" w:semiHidden="1" w:unhideWhenUsed="1"/>
-    <w:lsdException w:name="Table Web 2" w:semiHidden="1" w:unhideWhenUsed="1"/>
-    <w:lsdException w:name="Table Web 3" w:semiHidden="1" w:unhideWhenUsed="1"/>
-    <w:lsdException w:name="Balloon Text" w:semiHidden="1" w:unhideWhenUsed="1"/>
-    <w:lsdException w:name="Table Grid" w:uiPriority="39"/>
-    <w:lsdException w:name="Table Theme" w:semiHidden="1" w:unhideWhenUsed="1"/>
-    <w:lsdException w:name="Placeholder Text" w:semiHidden="1"/>
-    <w:lsdException w:name="No Spacing" w:uiPriority="1" w:qFormat="1"/>
-    <w:lsdException w:name="Light Shading" w:uiPriority="60"/>
-    <w:lsdException w:name="Light List" w:uiPriority="61"/>
-    <w:lsdException w:name="Light Grid" w:uiPriority="62"/>
-    <w:lsdException w:name="Medium Shading 1" w:uiPriority="63"/>
-    <w:lsdException w:name="Medium Shading 2" w:uiPriority="64"/>
-    <w:lsdException w:name="Medium List 1" w:uiPriority="65"/>
-    <w:lsdException w:name="Medium List 2" w:uiPriority="66"/>
-    <w:lsdException w:name="Medium Grid 1" w:uiPriority="67"/>
-    <w:lsdException w:name="Medium Grid 2" w:uiPriority="68"/>
-    <w:lsdException w:name="Medium Grid 3" w:uiPriority="69"/>
-    <w:lsdException w:name="Dark List" w:uiPriority="70"/>
-    <w:lsdException w:name="Colorful Shading" w:uiPriority="71"/>
-    <w:lsdException w:name="Colorful List" w:uiPriority="72"/>
-    <w:lsdException w:name="Colorful Grid" w:uiPriority="73"/>
-    <w:lsdException w:name="Light Shading Accent 1" w:uiPriority="60"/>
-    <w:lsdException w:name="Light List Accent 1" w:uiPriority="61"/>
-    <w:lsdException w:name="Light Grid Accent 1" w:uiPriority="62"/>
-    <w:lsdException w:name="Medium Shading 1 Accent 1" w:uiPriority="63"/>
-    <w:lsdException w:name="Medium Shading 2 Accent 1" w:uiPriority="64"/>
-    <w:lsdException w:name="Medium List 1 Accent 1" w:uiPriority="65"/>
-    <w:lsdException w:name="Revision" w:semiHidden="1"/>
-    <w:lsdException w:name="List Paragraph" w:uiPriority="34" w:qFormat="1"/>
-    <w:lsdException w:name="Quote" w:uiPriority="29" w:qFormat="1"/>
-    <w:lsdException w:name="Intense Quote" w:uiPriority="30" w:qFormat="1"/>
-    <w:lsdException w:name="Medium List 2 Accent 1" w:uiPriority="66"/>
-    <w:lsdException w:name="Medium Grid 1 Accent 1" w:uiPriority="67"/>
-    <w:lsdException w:name="Medium Grid 2 Accent 1" w:uiPriority="68"/>
-    <w:lsdException w:name="Medium Grid 3 Accent 1" w:uiPriority="69"/>
-    <w:lsdException w:name="Dark List Accent 1" w:uiPriority="70"/>
-    <w:lsdException w:name="Colorful Shading Accent 1" w:uiPriority="71"/>
-    <w:lsdException w:name="Colorful List Accent 1" w:uiPriority="72"/>
-    <w:lsdException w:name="Colorful Grid Accent 1" w:uiPriority="73"/>
-    <w:lsdException w:name="Light Shading Accent 2" w:uiPriority="60"/>
-    <w:lsdException w:name="Light List Accent 2" w:uiPriority="61"/>
-    <w:lsdException w:name="Light Grid Accent 2" w:uiPriority="62"/>
-    <w:lsdException w:name="Medium Shading 1 Accent 2" w:uiPriority="63"/>
-    <w:lsdException w:name="Medium Shading 2 Accent 2" w:uiPriority="64"/>
-    <w:lsdException w:name="Medium List 1 Accent 2" w:uiPriority="65"/>
-    <w:lsdException w:name="Medium List 2 Accent 2" w:uiPriority="66"/>
-    <w:lsdException w:name="Medium Grid 1 Accent 2" w:uiPriority="67"/>
-    <w:lsdException w:name="Medium Grid 2 Accent 2" w:uiPriority="68"/>
-    <w:lsdException w:name="Medium Grid 3 Accent 2" w:uiPriority="69"/>
-    <w:lsdException w:name="Dark List Accent 2" w:uiPriority="70"/>
-    <w:lsdException w:name="Colorful Shading Accent 2" w:uiPriority="71"/>
-    <w:lsdException w:name="Colorful List Accent 2" w:uiPriority="72"/>
-    <w:lsdException w:name="Colorful Grid Accent 2" w:uiPriority="73"/>
-    <w:lsdException w:name="Light Shading Accent 3" w:uiPriority="60"/>
-    <w:lsdException w:name="Light List Accent 3" w:uiPriority="61"/>
-    <w:lsdException w:name="Light Grid Accent 3" w:uiPriority="62"/>
-    <w:lsdException w:name="Medium Shading 1 Accent 3" w:uiPriority="63"/>
-    <w:lsdException w:name="Medium Shading 2 Accent 3" w:uiPriority="64"/>
-    <w:lsdException w:name="Medium List 1 Accent 3" w:uiPriority="65"/>
-    <w:lsdException w:name="Medium List 2 Accent 3" w:uiPriority="66"/>
-    <w:lsdException w:name="Medium Grid 1 Accent 3" w:uiPriority="67"/>
-    <w:lsdException w:name="Medium Grid 2 Accent 3" w:uiPriority="68"/>
-    <w:lsdException w:name="Medium Grid 3 Accent 3" w:uiPriority="69"/>
-    <w:lsdException w:name="Dark List Accent 3" w:uiPriority="70"/>
-    <w:lsdException w:name="Colorful Shading Accent 3" w:uiPriority="71"/>
-    <w:lsdException w:name="Colorful List Accent 3" w:uiPriority="72"/>
-    <w:lsdException w:name="Colorful Grid Accent 3" w:uiPriority="73"/>
-    <w:lsdException w:name="Light Shading Accent 4" w:uiPriority="60"/>
-    <w:lsdException w:name="Light List Accent 4" w:uiPriority="61"/>
-    <w:lsdException w:name="Light Grid Accent 4" w:uiPriority="62"/>
-    <w:lsdException w:name="Medium Shading 1 Accent 4" w:uiPriority="63"/>
-    <w:lsdException w:name="Medium Shading 2 Accent 4" w:uiPriority="64"/>
-    <w:lsdException w:name="Medium List 1 Accent 4" w:uiPriority="65"/>
-    <w:lsdException w:name="Medium List 2 Accent 4" w:uiPriority="66"/>
-    <w:lsdException w:name="Medium Grid 1 Accent 4" w:uiPriority="67"/>
-    <w:lsdException w:name="Medium Grid 2 Accent 4" w:uiPriority="68"/>
-    <w:lsdException w:name="Medium Grid 3 Accent 4" w:uiPriority="69"/>
-    <w:lsdException w:name="Dark List Accent 4" w:uiPriority="70"/>
-    <w:lsdException w:name="Colorful Shading Accent 4" w:uiPriority="71"/>
-    <w:lsdException w:name="Colorful List Accent 4" w:uiPriority="72"/>
-    <w:lsdException w:name="Colorful Grid Accent 4" w:uiPriority="73"/>
-    <w:lsdException w:name="Light Shading Accent 5" w:uiPriority="60"/>
-    <w:lsdException w:name="Light List Accent 5" w:uiPriority="61"/>
-    <w:lsdException w:name="Light Grid Accent 5" w:uiPriority="62"/>
-    <w:lsdException w:name="Medium Shading 1 Accent 5" w:uiPriority="63"/>
-    <w:lsdException w:name="Medium Shading 2 Accent 5" w:uiPriority="64"/>
-    <w:lsdException w:name="Medium List 1 Accent 5" w:uiPriority="65"/>
-    <w:lsdException w:name="Medium List 2 Accent 5" w:uiPriority="66"/>
-    <w:lsdException w:name="Medium Grid 1 Accent 5" w:uiPriority="67"/>
-    <w:lsdException w:name="Medium Grid 2 Accent 5" w:uiPriority="68"/>
-    <w:lsdException w:name="Medium Grid 3 Accent 5" w:uiPriority="69"/>
-    <w:lsdException w:name="Dark List Accent 5" w:uiPriority="70"/>
-    <w:lsdException w:name="Colorful Shading Accent 5" w:uiPriority="71"/>
-    <w:lsdException w:name="Colorful List Accent 5" w:uiPriority="72"/>
-    <w:lsdException w:name="Colorful Grid Accent 5" w:uiPriority="73"/>
-    <w:lsdException w:name="Light Shading Accent 6" w:uiPriority="60"/>
-    <w:lsdException w:name="Light List Accent 6" w:uiPriority="61"/>
-    <w:lsdException w:name="Light Grid Accent 6" w:uiPriority="62"/>
-    <w:lsdException w:name="Medium Shading 1 Accent 6" w:uiPriority="63"/>
-    <w:lsdException w:name="Medium Shading 2 Accent 6" w:uiPriority="64"/>
-    <w:lsdException w:name="Medium List 1 Accent 6" w:uiPriority="65"/>
-    <w:lsdException w:name="Medium List 2 Accent 6" w:uiPriority="66"/>
-    <w:lsdException w:name="Medium Grid 1 Accent 6" w:uiPriority="67"/>
-    <w:lsdException w:name="Medium Grid 2 Accent 6" w:uiPriority="68"/>
-    <w:lsdException w:name="Medium Grid 3 Accent 6" w:uiPriority="69"/>
-    <w:lsdException w:name="Dark List Accent 6" w:uiPriority="70"/>
-    <w:lsdException w:name="Colorful Shading Accent 6" w:uiPriority="71"/>
-    <w:lsdException w:name="Colorful List Accent 6" w:uiPriority="72"/>
-    <w:lsdException w:name="Colorful Grid Accent 6" w:uiPriority="73"/>
-    <w:lsdException w:name="Subtle Emphasis" w:uiPriority="19" w:qFormat="1"/>
-    <w:lsdException w:name="Intense Emphasis" w:uiPriority="21" w:qFormat="1"/>
-    <w:lsdException w:name="Subtle Reference" w:uiPriority="31" w:qFormat="1"/>
-    <w:lsdException w:name="Intense Reference" w:uiPriority="32" w:qFormat="1"/>
-    <w:lsdException w:name="Book Title" w:uiPriority="33" w:qFormat="1"/>
-    <w:lsdException w:name="Bibliography" w:semiHidden="1" w:uiPriority="37" w:unhideWhenUsed="1"/>
-    <w:lsdException w:name="TOC Heading" w:semiHidden="1" w:uiPriority="39" w:unhideWhenUsed="1" w:qFormat="1"/>
-    <w:lsdException w:name="Plain Table 1" w:uiPriority="41"/>
-    <w:lsdException w:name="Plain Table 2" w:uiPriority="42"/>
-    <w:lsdException w:name="Plain Table 3" w:uiPriority="43"/>
-    <w:lsdException w:name="Plain Table 4" w:uiPriority="44"/>
-    <w:lsdException w:name="Plain Table 5" w:uiPriority="45"/>
-    <w:lsdException w:name="Grid Table Light" w:uiPriority="40"/>
-    <w:lsdException w:name="Grid Table 1 Light" w:uiPriority="46"/>
-    <w:lsdException w:name="Grid Table 2" w:uiPriority="47"/>
-    <w:lsdException w:name="Grid Table 3" w:uiPriority="48"/>
-    <w:lsdException w:name="Grid Table 4" w:uiPriority="49"/>
-    <w:lsdException w:name="Grid Table 5 Dark" w:uiPriority="50"/>
-    <w:lsdException w:name="Grid Table 6 Colorful" w:uiPriority="51"/>
-    <w:lsdException w:name="Grid Table 7 Colorful" w:uiPriority="52"/>
-    <w:lsdException w:name="Grid Table 1 Light Accent 1" w:uiPriority="46"/>
-    <w:lsdException w:name="Grid Table 2 Accent 1" w:uiPriority="47"/>
-    <w:lsdException w:name="Grid Table 3 Accent 1" w:uiPriority="48"/>
-    <w:lsdException w:name="Grid Table 4 Accent 1" w:uiPriority="49"/>
-    <w:lsdException w:name="Grid Table 5 Dark Accent 1" w:uiPriority="50"/>
-    <w:lsdException w:name="Grid Table 6 Colorful Accent 1" w:uiPriority="51"/>
-    <w:lsdException w:name="Grid Table 7 Colorful Accent 1" w:uiPriority="52"/>
-    <w:lsdException w:name="Grid Table 1 Light Accent 2" w:uiPriority="46"/>
-    <w:lsdException w:name="Grid Table 2 Accent 2" w:uiPriority="47"/>
-    <w:lsdException w:name="Grid Table 3 Accent 2" w:uiPriority="48"/>
-    <w:lsdException w:name="Grid Table 4 Accent 2" w:uiPriority="49"/>
-    <w:lsdException w:name="Grid Table 5 Dark Accent 2" w:uiPriority="50"/>
-    <w:lsdException w:name="Grid Table 6 Colorful Accent 2" w:uiPriority="51"/>
-    <w:lsdException w:name="Grid Table 7 Colorful Accent 2" w:uiPriority="52"/>
-    <w:lsdException w:name="Grid Table 1 Light Accent 3" w:uiPriority="46"/>
-    <w:lsdException w:name="Grid Table 2 Accent 3" w:uiPriority="47"/>
-    <w:lsdException w:name="Grid Table 3 Accent 3" w:uiPriority="48"/>
-    <w:lsdException w:name="Grid Table 4 Accent 3" w:uiPriority="49"/>
-    <w:lsdException w:name="Grid Table 5 Dark Accent 3" w:uiPriority="50"/>
-    <w:lsdException w:name="Grid Table 6 Colorful Accent 3" w:uiPriority="51"/>
-    <w:lsdException w:name="Grid Table 7 Colorful Accent 3" w:uiPriority="52"/>
-    <w:lsdException w:name="Grid Table 1 Light Accent 4" w:uiPriority="46"/>
-    <w:lsdException w:name="Grid Table 2 Accent 4" w:uiPriority="47"/>
-    <w:lsdException w:name="Grid Table 3 Accent 4" w:uiPriority="48"/>
-    <w:lsdException w:name="Grid Table 4 Accent 4" w:uiPriority="49"/>
-    <w:lsdException w:name="Grid Table 5 Dark Accent 4" w:uiPriority="50"/>
-    <w:lsdException w:name="Grid Table 6 Colorful Accent 4" w:uiPriority="51"/>
-    <w:lsdException w:name="Grid Table 7 Colorful Accent 4" w:uiPriority="52"/>
-    <w:lsdException w:name="Grid Table 1 Light Accent 5" w:uiPriority="46"/>
-    <w:lsdException w:name="Grid Table 2 Accent 5" w:uiPriority="47"/>
-    <w:lsdException w:name="Grid Table 3 Accent 5" w:uiPriority="48"/>
-    <w:lsdException w:name="Grid Table 4 Accent 5" w:uiPriority="49"/>
-    <w:lsdException w:name="Grid Table 5 Dark Accent 5" w:uiPriority="50"/>
-    <w:lsdException w:name="Grid Table 6 Colorful Accent 5" w:uiPriority="51"/>
-    <w:lsdException w:name="Grid Table 7 Colorful Accent 5" w:uiPriority="52"/>
-    <w:lsdException w:name="Grid Table 1 Light Accent 6" w:uiPriority="46"/>
-    <w:lsdException w:name="Grid Table 2 Accent 6" w:uiPriority="47"/>
-    <w:lsdException w:name="Grid Table 3 Accent 6" w:uiPriority="48"/>
-    <w:lsdException w:name="Grid Table 4 Accent 6" w:uiPriority="49"/>
-    <w:lsdException w:name="Grid Table 5 Dark Accent 6" w:uiPriority="50"/>
-    <w:lsdException w:name="Grid Table 6 Colorful Accent 6" w:uiPriority="51"/>
-    <w:lsdException w:name="Grid Table 7 Colorful Accent 6" w:uiPriority="52"/>
-    <w:lsdException w:name="List Table 1 Light" w:uiPriority="46"/>
-    <w:lsdException w:name="List Table 2" w:uiPriority="47"/>
-    <w:lsdException w:name="List Table 3" w:uiPriority="48"/>
-    <w:lsdException w:name="List Table 4" w:uiPriority="49"/>
-    <w:lsdException w:name="List Table 5 Dark" w:uiPriority="50"/>
-    <w:lsdException w:name="List Table 6 Colorful" w:uiPriority="51"/>
-    <w:lsdException w:name="List Table 7 Colorful" w:uiPriority="52"/>
-    <w:lsdException w:name="List Table 1 Light Accent 1" w:uiPriority="46"/>
-    <w:lsdException w:name="List Table 2 Accent 1" w:uiPriority="47"/>
-    <w:lsdException w:name="List Table 3 Accent 1" w:uiPriority="48"/>
-    <w:lsdException w:name="List Table 4 Accent 1" w:uiPriority="49"/>
-    <w:lsdException w:name="List Table 5 Dark Accent 1" w:uiPriority="50"/>
-    <w:lsdException w:name="List Table 6 Colorful Accent 1" w:uiPriority="51"/>
-    <w:lsdException w:name="List Table 7 Colorful Accent 1" w:uiPriority="52"/>
-    <w:lsdException w:name="List Table 1 Light Accent 2" w:uiPriority="46"/>
-    <w:lsdException w:name="List Table 2 Accent 2" w:uiPriority="47"/>
-    <w:lsdException w:name="List Table 3 Accent 2" w:uiPriority="48"/>
-    <w:lsdException w:name="List Table 4 Accent 2" w:uiPriority="49"/>
-    <w:lsdException w:name="List Table 5 Dark Accent 2" w:uiPriority="50"/>
-    <w:lsdException w:name="List Table 6 Colorful Accent 2" w:uiPriority="51"/>
-    <w:lsdException w:name="List Table 7 Colorful Accent 2" w:uiPriority="52"/>
-    <w:lsdException w:name="List Table 1 Light Accent 3" w:uiPriority="46"/>
-    <w:lsdException w:name="List Table 2 Accent 3" w:uiPriority="47"/>
-    <w:lsdException w:name="List Table 3 Accent 3" w:uiPriority="48"/>
-    <w:lsdException w:name="List Table 4 Accent 3" w:uiPriority="49"/>
-    <w:lsdException w:name="List Table 5 Dark Accent 3" w:uiPriority="50"/>
-    <w:lsdException w:name="List Table 6 Colorful Accent 3" w:uiPriority="51"/>
-    <w:lsdException w:name="List Table 7 Colorful Accent 3" w:uiPriority="52"/>
-    <w:lsdException w:name="List Table 1 Light Accent 4" w:uiPriority="46"/>
-    <w:lsdException w:name="List Table 2 Accent 4" w:uiPriority="47"/>
-    <w:lsdException w:name="List Table 3 Accent 4" w:uiPriority="48"/>
-    <w:lsdException w:name="List Table 4 Accent 4" w:uiPriority="49"/>
-    <w:lsdException w:name="List Table 5 Dark Accent 4" w:uiPriority="50"/>
-    <w:lsdException w:name="List Table 6 Colorful Accent 4" w:uiPriority="51"/>
-    <w:lsdException w:name="List Table 7 Colorful Accent 4" w:uiPriority="52"/>
-    <w:lsdException w:name="List Table 1 Light Accent 5" w:uiPriority="46"/>
-    <w:lsdException w:name="List Table 2 Accent 5" w:uiPriority="47"/>
-    <w:lsdException w:name="List Table 3 Accent 5" w:uiPriority="48"/>
-    <w:lsdException w:name="List Table 4 Accent 5" w:uiPriority="49"/>
-    <w:lsdException w:name="List Table 5 Dark Accent 5" w:uiPriority="50"/>
-    <w:lsdException w:name="List Table 6 Colorful Accent 5" w:uiPriority="51"/>
-    <w:lsdException w:name="List Table 7 Colorful Accent 5" w:uiPriority="52"/>
-    <w:lsdException w:name="List Table 1 Light Accent 6" w:uiPriority="46"/>
-    <w:lsdException w:name="List Table 2 Accent 6" w:uiPriority="47"/>
-    <w:lsdException w:name="List Table 3 Accent 6" w:uiPriority="48"/>
-    <w:lsdException w:name="List Table 4 Accent 6" w:uiPriority="49"/>
-    <w:lsdException w:name="List Table 5 Dark Accent 6" w:uiPriority="50"/>
-    <w:lsdException w:name="List Table 6 Colorful Accent 6" w:uiPriority="51"/>
-    <w:lsdException w:name="List Table 7 Colorful Accent 6" w:uiPriority="52"/>
-    <w:lsdException w:name="Mention" w:semiHidden="1" w:unhideWhenUsed="1"/>
-    <w:lsdException w:name="Smart Hyperlink" w:semiHidden="1" w:unhideWhenUsed="1"/>
-    <w:lsdException w:name="Hashtag" w:semiHidden="1" w:unhideWhenUsed="1"/>
-    <w:lsdException w:name="Unresolved Mention" w:semiHidden="1" w:unhideWhenUsed="1"/>
-    <w:lsdException w:name="Smart Link" w:semiHidden="1" w:unhideWhenUsed="1"/>
-  </w:latentStyles>
-  <w:style w:type="paragraph" w:default="1" w:styleId="Normal">
-    <w:name w:val="Normal"/>
-    <w:qFormat/>
-  </w:style>
-  <w:style w:type="character" w:default="1" w:styleId="DefaultParagraphFont">
-    <w:name w:val="Default Paragraph Font"/>
-    <w:uiPriority w:val="1"/>
-    <w:semiHidden/>
-    <w:unhideWhenUsed/>
-  </w:style>
-  <w:style w:type="table" w:default="1" w:styleId="TableNormal">
-    <w:name w:val="Normal Table"/>
-    <w:uiPriority w:val="99"/>
-    <w:semiHidden/>
-    <w:unhideWhenUsed/>
-    <w:tblPr>
-      <w:tblInd w:w="0" w:type="dxa"/>
-      <w:tblCellMar>
-        <w:top w:w="0" w:type="dxa"/>
-        <w:left w:w="108" w:type="dxa"/>
-        <w:bottom w:w="0" w:type="dxa"/>
-        <w:right w:w="108" w:type="dxa"/>
-      </w:tblCellMar>
-    </w:tblPr>
-  </w:style>
-  <w:style w:type="numbering" w:default="1" w:styleId="NoList">
-    <w:name w:val="No List"/>
-    <w:uiPriority w:val="99"/>
-    <w:semiHidden/>
-    <w:unhideWhenUsed/>
-  </w:style>
-  <w:style w:type="paragraph" w:customStyle="1" w:styleId="D09267832716485DA3B0C9374D7895511">
-    <w:name w:val="D09267832716485DA3B0C9374D7895511"/>
-    <w:rsid w:val="00FE592C"/>
-    <w:pPr>
-      <w:spacing w:after="0" w:line="240" w:lineRule="auto"/>
-      <w:outlineLvl w:val="1"/>
-    </w:pPr>
-    <w:rPr>
-      <w:rFonts w:asciiTheme="majorHAnsi" w:eastAsia="Batang" w:hAnsiTheme="majorHAnsi" w:cs="Tahoma"/>
-      <w:b/>
-      <w:caps/>
-      <w:color w:val="000000" w:themeColor="text1"/>
-      <w:kern w:val="0"/>
-      <w:sz w:val="20"/>
-      <w14:ligatures w14:val="none"/>
-    </w:rPr>
-  </w:style>
-  <w:style w:type="paragraph" w:customStyle="1" w:styleId="9091C1B679014DB8B48ACD2626FE122E1">
-    <w:name w:val="9091C1B679014DB8B48ACD2626FE122E1"/>
-    <w:rsid w:val="00FE592C"/>
-    <w:pPr>
-      <w:spacing w:after="0" w:line="240" w:lineRule="auto"/>
-      <w:outlineLvl w:val="1"/>
-    </w:pPr>
-    <w:rPr>
-      <w:rFonts w:asciiTheme="majorHAnsi" w:eastAsia="Batang" w:hAnsiTheme="majorHAnsi" w:cs="Tahoma"/>
-      <w:b/>
-      <w:caps/>
-      <w:color w:val="000000" w:themeColor="text1"/>
-      <w:kern w:val="0"/>
-      <w:sz w:val="20"/>
-      <w14:ligatures w14:val="none"/>
-    </w:rPr>
-  </w:style>
-  <w:style w:type="paragraph" w:customStyle="1" w:styleId="D09267832716485DA3B0C9374D789551">
-    <w:name w:val="D09267832716485DA3B0C9374D789551"/>
-  </w:style>
-  <w:style w:type="paragraph" w:customStyle="1" w:styleId="9091C1B679014DB8B48ACD2626FE122E">
-    <w:name w:val="9091C1B679014DB8B48ACD2626FE122E"/>
-  </w:style>
-  <w:style w:type="paragraph" w:customStyle="1" w:styleId="6DB0FDB59E154D44A7E7093EF679E65B">
-    <w:name w:val="6DB0FDB59E154D44A7E7093EF679E65B"/>
-  </w:style>
-  <w:style w:type="paragraph" w:customStyle="1" w:styleId="79BA12D2944440929597D20BC8F6E6B5">
-    <w:name w:val="79BA12D2944440929597D20BC8F6E6B5"/>
-  </w:style>
-  <w:style w:type="paragraph" w:customStyle="1" w:styleId="845725FDE442463482B8E784B7FAB3AF">
-    <w:name w:val="845725FDE442463482B8E784B7FAB3AF"/>
-  </w:style>
-  <w:style w:type="paragraph" w:customStyle="1" w:styleId="6DB0FDB59E154D44A7E7093EF679E65B1">
-    <w:name w:val="6DB0FDB59E154D44A7E7093EF679E65B1"/>
-    <w:rsid w:val="00FE592C"/>
-    <w:pPr>
-      <w:spacing w:after="0" w:line="240" w:lineRule="auto"/>
-      <w:outlineLvl w:val="1"/>
-    </w:pPr>
-    <w:rPr>
-      <w:rFonts w:asciiTheme="majorHAnsi" w:eastAsia="Batang" w:hAnsiTheme="majorHAnsi" w:cs="Tahoma"/>
-      <w:b/>
-      <w:caps/>
-      <w:color w:val="000000" w:themeColor="text1"/>
-      <w:kern w:val="0"/>
-      <w:sz w:val="20"/>
-      <w14:ligatures w14:val="none"/>
-    </w:rPr>
-  </w:style>
-  <w:style w:type="paragraph" w:customStyle="1" w:styleId="79BA12D2944440929597D20BC8F6E6B51">
-    <w:name w:val="79BA12D2944440929597D20BC8F6E6B51"/>
-    <w:rsid w:val="00FE592C"/>
-    <w:pPr>
-      <w:spacing w:after="0" w:line="240" w:lineRule="auto"/>
-      <w:outlineLvl w:val="1"/>
-    </w:pPr>
-    <w:rPr>
-      <w:rFonts w:asciiTheme="majorHAnsi" w:eastAsia="Batang" w:hAnsiTheme="majorHAnsi" w:cs="Tahoma"/>
-      <w:b/>
-      <w:caps/>
-      <w:color w:val="000000" w:themeColor="text1"/>
-      <w:kern w:val="0"/>
-      <w:sz w:val="20"/>
-      <w14:ligatures w14:val="none"/>
-    </w:rPr>
-  </w:style>
-  <w:style w:type="paragraph" w:customStyle="1" w:styleId="BF0B5825E06343BE81AD8673A74B57FC">
-    <w:name w:val="BF0B5825E06343BE81AD8673A74B57FC"/>
-    <w:rsid w:val="004C17E9"/>
-    <w:rPr>
-      <w:kern w:val="0"/>
-      <w:lang w:val="en-AU" w:eastAsia="en-AU"/>
-      <w14:ligatures w14:val="none"/>
-    </w:rPr>
-  </w:style>
-  <w:style w:type="paragraph" w:customStyle="1" w:styleId="B8BCBB8BB1AC4175AB0529791890C1EE">
-    <w:name w:val="B8BCBB8BB1AC4175AB0529791890C1EE"/>
-    <w:rsid w:val="004C17E9"/>
-    <w:rPr>
-      <w:kern w:val="0"/>
-      <w:lang w:val="en-AU" w:eastAsia="en-AU"/>
-      <w14:ligatures w14:val="none"/>
-    </w:rPr>
-  </w:style>
-  <w:style w:type="character" w:styleId="PlaceholderText">
-    <w:name w:val="Placeholder Text"/>
-    <w:basedOn w:val="DefaultParagraphFont"/>
-    <w:uiPriority w:val="99"/>
-    <w:semiHidden/>
-    <w:rsid w:val="00FE592C"/>
-    <w:rPr>
-      <w:color w:val="595959" w:themeColor="text1" w:themeTint="A6"/>
-    </w:rPr>
-  </w:style>
-  <w:style w:type="paragraph" w:customStyle="1" w:styleId="845725FDE442463482B8E784B7FAB3AF1">
-    <w:name w:val="845725FDE442463482B8E784B7FAB3AF1"/>
-    <w:rsid w:val="00FE592C"/>
-    <w:pPr>
-      <w:spacing w:after="0" w:line="240" w:lineRule="auto"/>
-      <w:outlineLvl w:val="1"/>
-    </w:pPr>
-    <w:rPr>
-      <w:rFonts w:asciiTheme="majorHAnsi" w:eastAsia="Batang" w:hAnsiTheme="majorHAnsi" w:cs="Tahoma"/>
-      <w:b/>
-      <w:caps/>
-      <w:color w:val="000000" w:themeColor="text1"/>
-      <w:kern w:val="0"/>
-      <w:sz w:val="20"/>
-      <w14:ligatures w14:val="none"/>
-    </w:rPr>
-  </w:style>
-  <w:style w:type="paragraph" w:customStyle="1" w:styleId="419B11BBFE00495AB70FBB2EC370A2D1">
-    <w:name w:val="419B11BBFE00495AB70FBB2EC370A2D1"/>
-    <w:rsid w:val="00FE592C"/>
-    <w:pPr>
-      <w:spacing w:after="0" w:line="240" w:lineRule="auto"/>
-      <w:outlineLvl w:val="1"/>
-    </w:pPr>
-    <w:rPr>
-      <w:rFonts w:asciiTheme="majorHAnsi" w:eastAsia="Batang" w:hAnsiTheme="majorHAnsi" w:cs="Tahoma"/>
-      <w:b/>
-      <w:caps/>
-      <w:color w:val="000000" w:themeColor="text1"/>
-      <w:kern w:val="0"/>
-      <w:sz w:val="20"/>
-      <w14:ligatures w14:val="none"/>
-    </w:rPr>
-  </w:style>
-  <w:style w:type="paragraph" w:customStyle="1" w:styleId="A91AE6AB04C546A7BC1353A8D5552ED7">
-    <w:name w:val="A91AE6AB04C546A7BC1353A8D5552ED7"/>
-    <w:rsid w:val="00FE592C"/>
-    <w:pPr>
-      <w:spacing w:after="0" w:line="240" w:lineRule="auto"/>
-    </w:pPr>
-    <w:rPr>
-      <w:rFonts w:eastAsia="Batang" w:cs="Times New Roman"/>
-      <w:color w:val="000000" w:themeColor="text1"/>
-      <w:kern w:val="0"/>
-      <w:sz w:val="20"/>
-      <w14:ligatures w14:val="none"/>
-    </w:rPr>
-  </w:style>
-  <w:style w:type="paragraph" w:customStyle="1" w:styleId="400CD8A4F4604411BEE760A00957F172">
-    <w:name w:val="400CD8A4F4604411BEE760A00957F172"/>
-    <w:rsid w:val="00FE592C"/>
-    <w:pPr>
-      <w:spacing w:after="0" w:line="240" w:lineRule="auto"/>
-    </w:pPr>
-    <w:rPr>
-      <w:rFonts w:eastAsia="Batang" w:cs="Times New Roman"/>
-      <w:color w:val="000000" w:themeColor="text1"/>
-      <w:kern w:val="0"/>
-      <w:sz w:val="20"/>
-      <w14:ligatures w14:val="none"/>
-    </w:rPr>
-  </w:style>
-  <w:style w:type="paragraph" w:customStyle="1" w:styleId="604E8B4D532E488393CAC98A32E70589">
-    <w:name w:val="604E8B4D532E488393CAC98A32E70589"/>
-    <w:rsid w:val="00FE592C"/>
-    <w:pPr>
-      <w:spacing w:after="0" w:line="240" w:lineRule="auto"/>
-    </w:pPr>
-    <w:rPr>
-      <w:rFonts w:eastAsia="Batang" w:cs="Times New Roman"/>
-      <w:color w:val="000000" w:themeColor="text1"/>
-      <w:kern w:val="0"/>
-      <w:sz w:val="20"/>
-      <w14:ligatures w14:val="none"/>
-    </w:rPr>
-  </w:style>
-  <w:style w:type="paragraph" w:customStyle="1" w:styleId="344C72AC0E56497EB7184A738421FC4F">
-    <w:name w:val="344C72AC0E56497EB7184A738421FC4F"/>
-    <w:rsid w:val="00FE592C"/>
-    <w:pPr>
-      <w:spacing w:after="0" w:line="240" w:lineRule="auto"/>
-    </w:pPr>
-    <w:rPr>
-      <w:rFonts w:eastAsia="Batang" w:cs="Times New Roman"/>
-      <w:color w:val="000000" w:themeColor="text1"/>
-      <w:kern w:val="0"/>
-      <w:sz w:val="20"/>
-      <w14:ligatures w14:val="none"/>
-    </w:rPr>
-  </w:style>
-  <w:style w:type="paragraph" w:customStyle="1" w:styleId="67E7A70D8EAA4BEF86D280F500F9D78A">
-    <w:name w:val="67E7A70D8EAA4BEF86D280F500F9D78A"/>
-    <w:rsid w:val="00FE592C"/>
-    <w:pPr>
-      <w:spacing w:after="0" w:line="240" w:lineRule="auto"/>
-    </w:pPr>
-    <w:rPr>
-      <w:rFonts w:eastAsia="Batang" w:cs="Times New Roman"/>
-      <w:color w:val="000000" w:themeColor="text1"/>
-      <w:kern w:val="0"/>
-      <w:sz w:val="20"/>
-      <w14:ligatures w14:val="none"/>
-    </w:rPr>
-  </w:style>
-  <w:style w:type="paragraph" w:customStyle="1" w:styleId="93801E6C603C4BE29582409627E771DE">
-    <w:name w:val="93801E6C603C4BE29582409627E771DE"/>
-    <w:rsid w:val="00FE592C"/>
-    <w:pPr>
-      <w:spacing w:after="0" w:line="240" w:lineRule="auto"/>
-    </w:pPr>
-    <w:rPr>
-      <w:rFonts w:eastAsia="Batang" w:cs="Times New Roman"/>
-      <w:color w:val="000000" w:themeColor="text1"/>
-      <w:kern w:val="0"/>
-      <w:sz w:val="20"/>
-      <w14:ligatures w14:val="none"/>
-    </w:rPr>
-  </w:style>
-  <w:style w:type="paragraph" w:customStyle="1" w:styleId="0BEFFC9C377B4C2DBD686FC768C93FCB">
-    <w:name w:val="0BEFFC9C377B4C2DBD686FC768C93FCB"/>
-    <w:rsid w:val="00FE592C"/>
-    <w:pPr>
-      <w:spacing w:after="0" w:line="240" w:lineRule="auto"/>
-    </w:pPr>
-    <w:rPr>
-      <w:rFonts w:eastAsia="Batang" w:cs="Times New Roman"/>
-      <w:color w:val="000000" w:themeColor="text1"/>
-      <w:kern w:val="0"/>
-      <w:sz w:val="20"/>
-      <w14:ligatures w14:val="none"/>
-    </w:rPr>
-  </w:style>
-  <w:style w:type="paragraph" w:customStyle="1" w:styleId="DA3D0D99C5924F51AA6223E7C06551FF">
-    <w:name w:val="DA3D0D99C5924F51AA6223E7C06551FF"/>
-    <w:rsid w:val="00FE592C"/>
-    <w:pPr>
-      <w:spacing w:after="0" w:line="240" w:lineRule="auto"/>
-    </w:pPr>
-    <w:rPr>
-      <w:rFonts w:eastAsia="Batang" w:cs="Times New Roman"/>
-      <w:color w:val="000000" w:themeColor="text1"/>
-      <w:kern w:val="0"/>
-      <w:sz w:val="20"/>
-      <w14:ligatures w14:val="none"/>
-    </w:rPr>
-  </w:style>
-  <w:style w:type="paragraph" w:customStyle="1" w:styleId="85878D43E24549F8BF7BEDE3ACE9BACA">
-    <w:name w:val="85878D43E24549F8BF7BEDE3ACE9BACA"/>
-    <w:rsid w:val="00FE592C"/>
-    <w:pPr>
-      <w:spacing w:after="0" w:line="240" w:lineRule="auto"/>
-    </w:pPr>
-    <w:rPr>
-      <w:rFonts w:eastAsia="Batang" w:cs="Times New Roman"/>
-      <w:color w:val="000000" w:themeColor="text1"/>
-      <w:kern w:val="0"/>
-      <w:sz w:val="20"/>
-      <w14:ligatures w14:val="none"/>
-    </w:rPr>
-  </w:style>
-  <w:style w:type="paragraph" w:customStyle="1" w:styleId="D9286374D38748DCAEE7E8588C31F8CE">
-    <w:name w:val="D9286374D38748DCAEE7E8588C31F8CE"/>
-    <w:rsid w:val="00FE592C"/>
-    <w:pPr>
-      <w:spacing w:after="0" w:line="240" w:lineRule="auto"/>
-    </w:pPr>
-    <w:rPr>
-      <w:rFonts w:eastAsia="Batang" w:cs="Times New Roman"/>
-      <w:color w:val="000000" w:themeColor="text1"/>
-      <w:kern w:val="0"/>
-      <w:sz w:val="20"/>
-      <w14:ligatures w14:val="none"/>
-    </w:rPr>
-  </w:style>
-  <w:style w:type="paragraph" w:customStyle="1" w:styleId="C2C5976FE75641BA81818F962D3BD0B6">
-    <w:name w:val="C2C5976FE75641BA81818F962D3BD0B6"/>
-    <w:rsid w:val="00FE592C"/>
-    <w:pPr>
-      <w:spacing w:after="0" w:line="240" w:lineRule="auto"/>
-    </w:pPr>
-    <w:rPr>
-      <w:rFonts w:eastAsia="Batang" w:cs="Times New Roman"/>
-      <w:color w:val="000000" w:themeColor="text1"/>
-      <w:kern w:val="0"/>
-      <w:sz w:val="20"/>
-      <w14:ligatures w14:val="none"/>
-    </w:rPr>
-  </w:style>
-  <w:style w:type="paragraph" w:customStyle="1" w:styleId="4A6CDA0BDC7F425EA52BEE6D068A6EAF">
-    <w:name w:val="4A6CDA0BDC7F425EA52BEE6D068A6EAF"/>
-    <w:rsid w:val="00FE592C"/>
-    <w:pPr>
-      <w:spacing w:after="0" w:line="240" w:lineRule="auto"/>
-    </w:pPr>
-    <w:rPr>
-      <w:rFonts w:eastAsia="Batang" w:cs="Times New Roman"/>
-      <w:color w:val="000000" w:themeColor="text1"/>
-      <w:kern w:val="0"/>
-      <w:sz w:val="20"/>
-      <w14:ligatures w14:val="none"/>
-    </w:rPr>
-  </w:style>
-  <w:style w:type="paragraph" w:customStyle="1" w:styleId="9A28A81BB3794D76BC4CA3F04D01BBA0">
-    <w:name w:val="9A28A81BB3794D76BC4CA3F04D01BBA0"/>
-    <w:rsid w:val="00FE592C"/>
-    <w:pPr>
-      <w:spacing w:after="0" w:line="240" w:lineRule="auto"/>
-    </w:pPr>
-    <w:rPr>
-      <w:rFonts w:eastAsia="Batang" w:cs="Times New Roman"/>
-      <w:color w:val="000000" w:themeColor="text1"/>
-      <w:kern w:val="0"/>
-      <w:sz w:val="20"/>
-      <w14:ligatures w14:val="none"/>
-    </w:rPr>
-  </w:style>
-  <w:style w:type="paragraph" w:customStyle="1" w:styleId="E4906BD6610B43B1851815D504CA418E">
-    <w:name w:val="E4906BD6610B43B1851815D504CA418E"/>
-    <w:rsid w:val="00FE592C"/>
-    <w:pPr>
-      <w:spacing w:after="0" w:line="240" w:lineRule="auto"/>
-    </w:pPr>
-    <w:rPr>
-      <w:rFonts w:eastAsia="Batang" w:cs="Times New Roman"/>
-      <w:color w:val="000000" w:themeColor="text1"/>
-      <w:kern w:val="0"/>
-      <w:sz w:val="20"/>
-      <w14:ligatures w14:val="none"/>
-    </w:rPr>
-  </w:style>
-  <w:style w:type="paragraph" w:customStyle="1" w:styleId="122B0C9887E7494C88CCF52250734849">
-    <w:name w:val="122B0C9887E7494C88CCF52250734849"/>
-    <w:rsid w:val="00FE592C"/>
-    <w:pPr>
-      <w:spacing w:after="0" w:line="240" w:lineRule="auto"/>
-    </w:pPr>
-    <w:rPr>
-      <w:rFonts w:eastAsia="Batang" w:cs="Times New Roman"/>
-      <w:color w:val="000000" w:themeColor="text1"/>
-      <w:kern w:val="0"/>
-      <w:sz w:val="20"/>
-      <w14:ligatures w14:val="none"/>
-    </w:rPr>
-  </w:style>
-  <w:style w:type="paragraph" w:customStyle="1" w:styleId="3FEAEAAE9BBB40E0BA89D329164C1DEA">
-    <w:name w:val="3FEAEAAE9BBB40E0BA89D329164C1DEA"/>
-    <w:rsid w:val="00FE592C"/>
-    <w:pPr>
-      <w:spacing w:after="0" w:line="240" w:lineRule="auto"/>
-    </w:pPr>
-    <w:rPr>
-      <w:rFonts w:eastAsia="Batang" w:cs="Times New Roman"/>
-      <w:color w:val="000000" w:themeColor="text1"/>
-      <w:kern w:val="0"/>
-      <w:sz w:val="20"/>
-      <w14:ligatures w14:val="none"/>
-    </w:rPr>
-  </w:style>
-  <w:style w:type="paragraph" w:customStyle="1" w:styleId="21C91E5B7DC44646A887C76A78A76B55">
-    <w:name w:val="21C91E5B7DC44646A887C76A78A76B55"/>
-    <w:rsid w:val="00FE592C"/>
-    <w:pPr>
-      <w:spacing w:after="0" w:line="240" w:lineRule="auto"/>
-    </w:pPr>
-    <w:rPr>
-      <w:rFonts w:eastAsia="Batang" w:cs="Times New Roman"/>
-      <w:color w:val="000000" w:themeColor="text1"/>
-      <w:kern w:val="0"/>
-      <w:sz w:val="20"/>
-      <w14:ligatures w14:val="none"/>
-    </w:rPr>
-  </w:style>
-  <w:style w:type="paragraph" w:customStyle="1" w:styleId="253C1010D4364B4A85BAE2EC0E64D2C8">
-    <w:name w:val="253C1010D4364B4A85BAE2EC0E64D2C8"/>
-    <w:rsid w:val="00FE592C"/>
-    <w:pPr>
-      <w:spacing w:after="0" w:line="240" w:lineRule="auto"/>
-    </w:pPr>
-    <w:rPr>
-      <w:rFonts w:eastAsia="Batang" w:cs="Times New Roman"/>
-      <w:color w:val="000000" w:themeColor="text1"/>
-      <w:kern w:val="0"/>
-      <w:sz w:val="20"/>
-      <w14:ligatures w14:val="none"/>
-    </w:rPr>
-  </w:style>
-  <w:style w:type="paragraph" w:customStyle="1" w:styleId="136A4753DE024BEC9F4579C3E09FB29D">
-    <w:name w:val="136A4753DE024BEC9F4579C3E09FB29D"/>
-    <w:rsid w:val="00FE592C"/>
-    <w:pPr>
-      <w:spacing w:after="0" w:line="240" w:lineRule="auto"/>
-    </w:pPr>
-    <w:rPr>
-      <w:rFonts w:eastAsia="Batang" w:cs="Times New Roman"/>
-      <w:color w:val="000000" w:themeColor="text1"/>
-      <w:kern w:val="0"/>
-      <w:sz w:val="20"/>
-      <w14:ligatures w14:val="none"/>
-    </w:rPr>
-  </w:style>
-  <w:style w:type="paragraph" w:customStyle="1" w:styleId="2BFDB7DFB1FA468C931B6AB3C36EBA04">
-    <w:name w:val="2BFDB7DFB1FA468C931B6AB3C36EBA04"/>
-    <w:rsid w:val="00FE592C"/>
-    <w:pPr>
-      <w:spacing w:after="0" w:line="240" w:lineRule="auto"/>
-    </w:pPr>
-    <w:rPr>
-      <w:rFonts w:eastAsia="Batang" w:cs="Times New Roman"/>
-      <w:color w:val="000000" w:themeColor="text1"/>
-      <w:kern w:val="0"/>
-      <w:sz w:val="20"/>
-      <w14:ligatures w14:val="none"/>
-    </w:rPr>
-  </w:style>
-  <w:style w:type="paragraph" w:customStyle="1" w:styleId="35503417C7E04C78817857CA316B05EF">
-    <w:name w:val="35503417C7E04C78817857CA316B05EF"/>
-    <w:rsid w:val="00FE592C"/>
-    <w:pPr>
-      <w:spacing w:after="0" w:line="240" w:lineRule="auto"/>
-    </w:pPr>
-    <w:rPr>
-      <w:rFonts w:eastAsia="Batang" w:cs="Times New Roman"/>
-      <w:color w:val="000000" w:themeColor="text1"/>
-      <w:kern w:val="0"/>
-      <w:sz w:val="20"/>
-      <w14:ligatures w14:val="none"/>
-    </w:rPr>
-  </w:style>
-  <w:style w:type="paragraph" w:customStyle="1" w:styleId="E654FAC95C7940E781444905B389C8B1">
-    <w:name w:val="E654FAC95C7940E781444905B389C8B1"/>
-    <w:rsid w:val="00FE592C"/>
-    <w:pPr>
-      <w:spacing w:after="0" w:line="240" w:lineRule="auto"/>
-    </w:pPr>
-    <w:rPr>
-      <w:rFonts w:eastAsia="Batang" w:cs="Times New Roman"/>
-      <w:color w:val="000000" w:themeColor="text1"/>
-      <w:kern w:val="0"/>
-      <w:sz w:val="20"/>
-      <w14:ligatures w14:val="none"/>
-    </w:rPr>
-  </w:style>
-  <w:style w:type="paragraph" w:customStyle="1" w:styleId="F92810BCBB304699B6DE61DA89F4143D">
-    <w:name w:val="F92810BCBB304699B6DE61DA89F4143D"/>
-    <w:rsid w:val="00FE592C"/>
-    <w:pPr>
-      <w:spacing w:after="0" w:line="240" w:lineRule="auto"/>
-    </w:pPr>
-    <w:rPr>
-      <w:rFonts w:eastAsia="Batang" w:cs="Times New Roman"/>
-      <w:color w:val="000000" w:themeColor="text1"/>
-      <w:kern w:val="0"/>
-      <w:sz w:val="20"/>
-      <w14:ligatures w14:val="none"/>
-    </w:rPr>
-  </w:style>
-  <w:style w:type="paragraph" w:customStyle="1" w:styleId="D585B3C19B3B4881AA1F3EAC5C20261D">
-    <w:name w:val="D585B3C19B3B4881AA1F3EAC5C20261D"/>
-    <w:rsid w:val="00FE592C"/>
-    <w:pPr>
-      <w:spacing w:after="0" w:line="240" w:lineRule="auto"/>
-    </w:pPr>
-    <w:rPr>
-      <w:rFonts w:eastAsia="Batang" w:cs="Times New Roman"/>
-      <w:color w:val="000000" w:themeColor="text1"/>
-      <w:kern w:val="0"/>
-      <w:sz w:val="20"/>
-      <w14:ligatures w14:val="none"/>
-    </w:rPr>
-  </w:style>
-  <w:style w:type="paragraph" w:customStyle="1" w:styleId="8610CF88785B4889BA50057CF038A165">
-    <w:name w:val="8610CF88785B4889BA50057CF038A165"/>
-    <w:rsid w:val="00FE592C"/>
-    <w:pPr>
-      <w:spacing w:after="0" w:line="240" w:lineRule="auto"/>
-    </w:pPr>
-    <w:rPr>
-      <w:rFonts w:eastAsia="Batang" w:cs="Times New Roman"/>
-      <w:color w:val="000000" w:themeColor="text1"/>
-      <w:kern w:val="0"/>
-      <w:sz w:val="20"/>
-      <w14:ligatures w14:val="none"/>
-    </w:rPr>
-  </w:style>
-  <w:style w:type="paragraph" w:customStyle="1" w:styleId="2E70321E816C48A69E17EEDF3C435837">
-    <w:name w:val="2E70321E816C48A69E17EEDF3C435837"/>
-    <w:rsid w:val="00FE592C"/>
-    <w:pPr>
-      <w:spacing w:after="0" w:line="240" w:lineRule="auto"/>
-    </w:pPr>
-    <w:rPr>
-      <w:rFonts w:eastAsia="Batang" w:cs="Times New Roman"/>
-      <w:color w:val="000000" w:themeColor="text1"/>
-      <w:kern w:val="0"/>
-      <w:sz w:val="20"/>
-      <w14:ligatures w14:val="none"/>
-    </w:rPr>
-  </w:style>
-  <w:style w:type="paragraph" w:customStyle="1" w:styleId="03ADACF1330F40F3B89A5CAC35C67859">
-    <w:name w:val="03ADACF1330F40F3B89A5CAC35C67859"/>
-    <w:rsid w:val="00FE592C"/>
-    <w:pPr>
-      <w:spacing w:after="0" w:line="240" w:lineRule="auto"/>
-    </w:pPr>
-    <w:rPr>
-      <w:rFonts w:eastAsia="Batang" w:cs="Times New Roman"/>
-      <w:color w:val="000000" w:themeColor="text1"/>
-      <w:kern w:val="0"/>
-      <w:sz w:val="20"/>
-      <w14:ligatures w14:val="none"/>
-    </w:rPr>
-  </w:style>
-  <w:style w:type="paragraph" w:customStyle="1" w:styleId="DDD02B15CDFE45C0A6FC0EB9DDDCED02">
-    <w:name w:val="DDD02B15CDFE45C0A6FC0EB9DDDCED02"/>
-    <w:rsid w:val="00FE592C"/>
-    <w:pPr>
-      <w:spacing w:after="0" w:line="240" w:lineRule="auto"/>
-    </w:pPr>
-    <w:rPr>
-      <w:rFonts w:eastAsia="Batang" w:cs="Times New Roman"/>
-      <w:color w:val="000000" w:themeColor="text1"/>
-      <w:kern w:val="0"/>
-      <w:sz w:val="20"/>
-      <w14:ligatures w14:val="none"/>
-    </w:rPr>
-  </w:style>
-  <w:style w:type="paragraph" w:customStyle="1" w:styleId="9F4AE908879246AB8ED8649204B88865">
-    <w:name w:val="9F4AE908879246AB8ED8649204B88865"/>
-    <w:rsid w:val="00FE592C"/>
-    <w:pPr>
-      <w:spacing w:after="0" w:line="240" w:lineRule="auto"/>
-    </w:pPr>
-    <w:rPr>
-      <w:rFonts w:eastAsia="Batang" w:cs="Times New Roman"/>
-      <w:color w:val="000000" w:themeColor="text1"/>
-      <w:kern w:val="0"/>
-      <w:sz w:val="20"/>
-      <w14:ligatures w14:val="none"/>
-    </w:rPr>
-  </w:style>
-  <w:style w:type="paragraph" w:customStyle="1" w:styleId="C33A8F288FD84A87883DAA1C8AD22975">
-    <w:name w:val="C33A8F288FD84A87883DAA1C8AD22975"/>
-    <w:rsid w:val="00FE592C"/>
-    <w:pPr>
-      <w:spacing w:after="0" w:line="240" w:lineRule="auto"/>
-    </w:pPr>
-    <w:rPr>
-      <w:rFonts w:eastAsia="Batang" w:cs="Times New Roman"/>
-      <w:color w:val="000000" w:themeColor="text1"/>
-      <w:kern w:val="0"/>
-      <w:sz w:val="20"/>
-      <w14:ligatures w14:val="none"/>
-    </w:rPr>
-  </w:style>
-  <w:style w:type="paragraph" w:customStyle="1" w:styleId="CC22F6196E8E4CD5837886B67CFF202F">
-    <w:name w:val="CC22F6196E8E4CD5837886B67CFF202F"/>
-    <w:rsid w:val="00FE592C"/>
-    <w:pPr>
-      <w:spacing w:after="0" w:line="240" w:lineRule="auto"/>
-    </w:pPr>
-    <w:rPr>
-      <w:rFonts w:eastAsia="Batang" w:cs="Times New Roman"/>
-      <w:color w:val="000000" w:themeColor="text1"/>
-      <w:kern w:val="0"/>
-      <w:sz w:val="20"/>
-      <w14:ligatures w14:val="none"/>
-    </w:rPr>
-  </w:style>
-  <w:style w:type="paragraph" w:customStyle="1" w:styleId="B7278552C79C41A3924A3D4B6D5D4AA8">
-    <w:name w:val="B7278552C79C41A3924A3D4B6D5D4AA8"/>
-    <w:rsid w:val="00FE592C"/>
-    <w:pPr>
-      <w:spacing w:after="0" w:line="240" w:lineRule="auto"/>
-    </w:pPr>
-    <w:rPr>
-      <w:rFonts w:eastAsia="Batang" w:cs="Times New Roman"/>
-      <w:color w:val="000000" w:themeColor="text1"/>
-      <w:kern w:val="0"/>
-      <w:sz w:val="20"/>
-      <w14:ligatures w14:val="none"/>
-    </w:rPr>
-  </w:style>
-  <w:style w:type="paragraph" w:customStyle="1" w:styleId="6BBBC14470CF41998B72A37BC1398075">
-    <w:name w:val="6BBBC14470CF41998B72A37BC1398075"/>
-    <w:rsid w:val="00FE592C"/>
-    <w:pPr>
-      <w:spacing w:after="0" w:line="240" w:lineRule="auto"/>
-    </w:pPr>
-    <w:rPr>
-      <w:rFonts w:eastAsia="Batang" w:cs="Times New Roman"/>
-      <w:color w:val="000000" w:themeColor="text1"/>
-      <w:kern w:val="0"/>
-      <w:sz w:val="20"/>
-      <w14:ligatures w14:val="none"/>
-    </w:rPr>
-  </w:style>
-  <w:style w:type="paragraph" w:customStyle="1" w:styleId="0DD9FDFD6809414FBD327C6DB72EE412">
-    <w:name w:val="0DD9FDFD6809414FBD327C6DB72EE412"/>
-    <w:rsid w:val="00FE592C"/>
-    <w:pPr>
-      <w:spacing w:after="0" w:line="240" w:lineRule="auto"/>
-    </w:pPr>
-    <w:rPr>
-      <w:rFonts w:eastAsia="Batang" w:cs="Times New Roman"/>
-      <w:color w:val="000000" w:themeColor="text1"/>
-      <w:kern w:val="0"/>
-      <w:sz w:val="20"/>
-      <w14:ligatures w14:val="none"/>
-    </w:rPr>
-  </w:style>
-  <w:style w:type="paragraph" w:customStyle="1" w:styleId="C79C3B8E56C2472CA2B73B0DCD38679F">
-    <w:name w:val="C79C3B8E56C2472CA2B73B0DCD38679F"/>
-    <w:rsid w:val="00FE592C"/>
-    <w:pPr>
-      <w:spacing w:after="0" w:line="240" w:lineRule="auto"/>
-    </w:pPr>
-    <w:rPr>
-      <w:rFonts w:eastAsia="Batang" w:cs="Times New Roman"/>
-      <w:color w:val="000000" w:themeColor="text1"/>
-      <w:kern w:val="0"/>
-      <w:sz w:val="20"/>
-      <w14:ligatures w14:val="none"/>
-    </w:rPr>
-  </w:style>
-  <w:style w:type="paragraph" w:customStyle="1" w:styleId="358EC6825BC2486F90E2F7A9536AC366">
-    <w:name w:val="358EC6825BC2486F90E2F7A9536AC366"/>
-    <w:rsid w:val="00FE592C"/>
-    <w:pPr>
-      <w:spacing w:after="0" w:line="240" w:lineRule="auto"/>
-    </w:pPr>
-    <w:rPr>
-      <w:rFonts w:eastAsia="Batang" w:cs="Times New Roman"/>
-      <w:color w:val="000000" w:themeColor="text1"/>
-      <w:kern w:val="0"/>
-      <w:sz w:val="20"/>
-      <w14:ligatures w14:val="none"/>
-    </w:rPr>
-  </w:style>
-  <w:style w:type="paragraph" w:customStyle="1" w:styleId="98D96B33B1634089BC3381A1632DB403">
-    <w:name w:val="98D96B33B1634089BC3381A1632DB403"/>
-    <w:rsid w:val="00FE592C"/>
-    <w:pPr>
-      <w:spacing w:after="0" w:line="240" w:lineRule="auto"/>
-    </w:pPr>
-    <w:rPr>
-      <w:rFonts w:eastAsia="Batang" w:cs="Times New Roman"/>
-      <w:color w:val="000000" w:themeColor="text1"/>
-      <w:kern w:val="0"/>
-      <w:sz w:val="20"/>
-      <w14:ligatures w14:val="none"/>
-    </w:rPr>
-  </w:style>
-  <w:style w:type="paragraph" w:customStyle="1" w:styleId="EC5D9927F7534E439B8A1E6B9A6012DE">
-    <w:name w:val="EC5D9927F7534E439B8A1E6B9A6012DE"/>
-    <w:rsid w:val="00FE592C"/>
-    <w:pPr>
-      <w:spacing w:after="0" w:line="240" w:lineRule="auto"/>
-    </w:pPr>
-    <w:rPr>
-      <w:rFonts w:eastAsia="Batang" w:cs="Times New Roman"/>
-      <w:color w:val="000000" w:themeColor="text1"/>
-      <w:kern w:val="0"/>
-      <w:sz w:val="20"/>
-      <w14:ligatures w14:val="none"/>
-    </w:rPr>
-  </w:style>
-  <w:style w:type="paragraph" w:customStyle="1" w:styleId="6D276AD5910B43E58AB76FB326A1BB99">
-    <w:name w:val="6D276AD5910B43E58AB76FB326A1BB99"/>
-    <w:rsid w:val="00FE592C"/>
-    <w:pPr>
-      <w:spacing w:after="0" w:line="240" w:lineRule="auto"/>
-    </w:pPr>
-    <w:rPr>
-      <w:rFonts w:eastAsia="Batang" w:cs="Times New Roman"/>
-      <w:color w:val="000000" w:themeColor="text1"/>
-      <w:kern w:val="0"/>
-      <w:sz w:val="20"/>
-      <w14:ligatures w14:val="none"/>
-    </w:rPr>
-  </w:style>
-  <w:style w:type="paragraph" w:customStyle="1" w:styleId="503C82D9CCE0456B9D62B9BB6C749F52">
-    <w:name w:val="503C82D9CCE0456B9D62B9BB6C749F52"/>
-    <w:rsid w:val="00FE592C"/>
-    <w:pPr>
-      <w:spacing w:after="0" w:line="240" w:lineRule="auto"/>
-    </w:pPr>
-    <w:rPr>
-      <w:rFonts w:eastAsia="Batang" w:cs="Times New Roman"/>
-      <w:color w:val="000000" w:themeColor="text1"/>
-      <w:kern w:val="0"/>
-      <w:sz w:val="20"/>
-      <w14:ligatures w14:val="none"/>
-    </w:rPr>
-  </w:style>
-  <w:style w:type="paragraph" w:customStyle="1" w:styleId="2E393209AC054DC2856D4AB01E867C7B">
-    <w:name w:val="2E393209AC054DC2856D4AB01E867C7B"/>
-    <w:rsid w:val="00FE592C"/>
-    <w:pPr>
-      <w:spacing w:after="0" w:line="240" w:lineRule="auto"/>
-    </w:pPr>
-    <w:rPr>
-      <w:rFonts w:eastAsia="Batang" w:cs="Times New Roman"/>
-      <w:color w:val="000000" w:themeColor="text1"/>
-      <w:kern w:val="0"/>
-      <w:sz w:val="20"/>
-      <w14:ligatures w14:val="none"/>
-    </w:rPr>
-  </w:style>
-  <w:style w:type="paragraph" w:customStyle="1" w:styleId="B796D36769CB47C585871E6A3FD7DBE4">
-    <w:name w:val="B796D36769CB47C585871E6A3FD7DBE4"/>
-    <w:rsid w:val="00FE592C"/>
-    <w:pPr>
-      <w:spacing w:after="0" w:line="240" w:lineRule="auto"/>
-    </w:pPr>
-    <w:rPr>
-      <w:rFonts w:eastAsia="Batang" w:cs="Times New Roman"/>
-      <w:color w:val="000000" w:themeColor="text1"/>
-      <w:kern w:val="0"/>
-      <w:sz w:val="20"/>
-      <w14:ligatures w14:val="none"/>
-    </w:rPr>
-  </w:style>
-</w:styles>
-</file>
-
-<file path=word/glossary/webSettings.xml><?xml version="1.0" encoding="utf-8"?>
-<w:webSettings xmlns:mc="http://schemas.openxmlformats.org/markup-compatibility/2006" xmlns:r="http://schemas.openxmlformats.org/officeDocument/2006/relationships" xmlns:w="http://schemas.openxmlformats.org/wordprocessingml/2006/main" xmlns:w14="http://schemas.microsoft.com/office/word/2010/wordml" xmlns:w15="http://schemas.microsoft.com/office/word/2012/wordml" xmlns:w16cex="http://schemas.microsoft.com/office/word/2018/wordml/cex" xmlns:w16cid="http://schemas.microsoft.com/office/word/2016/wordml/cid" xmlns:w16="http://schemas.microsoft.com/office/word/2018/wordml" xmlns:w16sdtdh="http://schemas.microsoft.com/office/word/2020/wordml/sdtdatahash" xmlns:w16se="http://schemas.microsoft.com/office/word/2015/wordml/symex" mc:Ignorable="w14 w15 w16se w16cid w16 w16cex w16sdtdh">
-  <w:optimizeForBrowser/>
-  <w:allowPNG/>
-</w:webSettings>
-</file>
-
 <file path=word/theme/theme11.xml><?xml version="1.0" encoding="utf-8"?>
 <a:theme xmlns:a="http://schemas.openxmlformats.org/drawingml/2006/main" name="Office Theme">
   <a:themeElements>
@@ -30018,347 +27216,6 @@
 </a:theme>
 </file>
 
-<file path=customXml/item13.xml><?xml version="1.0" encoding="utf-8"?>
-<ct:contentTypeSchema xmlns:ct="http://schemas.microsoft.com/office/2006/metadata/contentType" xmlns:ma="http://schemas.microsoft.com/office/2006/metadata/properties/metaAttributes" ct:_="" ma:_="" ma:contentTypeName="Document" ma:contentTypeID="0x01010079F111ED35F8CC479449609E8A0923A6" ma:contentTypeVersion="26" ma:contentTypeDescription="Create a new document." ma:contentTypeScope="" ma:versionID="ac37c1753acd5e330d2062ccec26ea66">
-  <xsd:schema xmlns:xsd="http://www.w3.org/2001/XMLSchema" xmlns:xs="http://www.w3.org/2001/XMLSchema" xmlns:p="http://schemas.microsoft.com/office/2006/metadata/properties" xmlns:ns1="http://schemas.microsoft.com/sharepoint/v3" xmlns:ns2="71af3243-3dd4-4a8d-8c0d-dd76da1f02a5" xmlns:ns3="16c05727-aa75-4e4a-9b5f-8a80a1165891" xmlns:ns4="230e9df3-be65-4c73-a93b-d1236ebd677e" targetNamespace="http://schemas.microsoft.com/office/2006/metadata/properties" ma:root="true" ma:fieldsID="3b340c7101c92c5120abd06486f94548" ns1:_="" ns2:_="" ns3:_="" ns4:_="">
-    <xsd:import namespace="http://schemas.microsoft.com/sharepoint/v3"/>
-    <xsd:import namespace="71af3243-3dd4-4a8d-8c0d-dd76da1f02a5"/>
-    <xsd:import namespace="16c05727-aa75-4e4a-9b5f-8a80a1165891"/>
-    <xsd:import namespace="230e9df3-be65-4c73-a93b-d1236ebd677e"/>
-    <xsd:element name="properties">
-      <xsd:complexType>
-        <xsd:sequence>
-          <xsd:element name="documentManagement">
-            <xsd:complexType>
-              <xsd:all>
-                <xsd:element ref="ns2:Status" minOccurs="0"/>
-                <xsd:element ref="ns2:Image" minOccurs="0"/>
-                <xsd:element ref="ns2:MediaServiceMetadata" minOccurs="0"/>
-                <xsd:element ref="ns2:MediaServiceFastMetadata" minOccurs="0"/>
-                <xsd:element ref="ns2:MediaServiceOCR" minOccurs="0"/>
-                <xsd:element ref="ns2:MediaServiceAutoTags" minOccurs="0"/>
-                <xsd:element ref="ns2:MediaServiceEventHashCode" minOccurs="0"/>
-                <xsd:element ref="ns2:MediaServiceGenerationTime" minOccurs="0"/>
-                <xsd:element ref="ns3:SharedWithUsers" minOccurs="0"/>
-                <xsd:element ref="ns3:SharedWithDetails" minOccurs="0"/>
-                <xsd:element ref="ns2:MediaServiceAutoKeyPoints" minOccurs="0"/>
-                <xsd:element ref="ns2:MediaServiceKeyPoints" minOccurs="0"/>
-                <xsd:element ref="ns2:MediaServiceDateTaken" minOccurs="0"/>
-                <xsd:element ref="ns1:_ip_UnifiedCompliancePolicyProperties" minOccurs="0"/>
-                <xsd:element ref="ns1:_ip_UnifiedCompliancePolicyUIAction" minOccurs="0"/>
-                <xsd:element ref="ns4:TaxCatchAll" minOccurs="0"/>
-                <xsd:element ref="ns2:ImageTagsTaxHTField" minOccurs="0"/>
-                <xsd:element ref="ns2:MediaServiceLocation" minOccurs="0"/>
-                <xsd:element ref="ns2:MediaLengthInSeconds" minOccurs="0"/>
-                <xsd:element ref="ns2:Background" minOccurs="0"/>
-                <xsd:element ref="ns2:MediaServiceSearchProperties" minOccurs="0"/>
-                <xsd:element ref="ns2:MediaServiceDocTags" minOccurs="0"/>
-              </xsd:all>
-            </xsd:complexType>
-          </xsd:element>
-        </xsd:sequence>
-      </xsd:complexType>
-    </xsd:element>
-  </xsd:schema>
-  <xsd:schema xmlns:xsd="http://www.w3.org/2001/XMLSchema" xmlns:xs="http://www.w3.org/2001/XMLSchema" xmlns:dms="http://schemas.microsoft.com/office/2006/documentManagement/types" xmlns:pc="http://schemas.microsoft.com/office/infopath/2007/PartnerControls" targetNamespace="http://schemas.microsoft.com/sharepoint/v3" elementFormDefault="qualified">
-    <xsd:import namespace="http://schemas.microsoft.com/office/2006/documentManagement/types"/>
-    <xsd:import namespace="http://schemas.microsoft.com/office/infopath/2007/PartnerControls"/>
-    <xsd:element name="_ip_UnifiedCompliancePolicyProperties" ma:index="20" nillable="true" ma:displayName="Unified Compliance Policy Properties" ma:hidden="true" ma:internalName="_ip_UnifiedCompliancePolicyProperties" ma:readOnly="false">
-      <xsd:simpleType>
-        <xsd:restriction base="dms:Note"/>
-      </xsd:simpleType>
-    </xsd:element>
-    <xsd:element name="_ip_UnifiedCompliancePolicyUIAction" ma:index="21" nillable="true" ma:displayName="Unified Compliance Policy UI Action" ma:hidden="true" ma:internalName="_ip_UnifiedCompliancePolicyUIAction" ma:readOnly="false">
-      <xsd:simpleType>
-        <xsd:restriction base="dms:Text"/>
-      </xsd:simpleType>
-    </xsd:element>
-  </xsd:schema>
-  <xsd:schema xmlns:xsd="http://www.w3.org/2001/XMLSchema" xmlns:xs="http://www.w3.org/2001/XMLSchema" xmlns:dms="http://schemas.microsoft.com/office/2006/documentManagement/types" xmlns:pc="http://schemas.microsoft.com/office/infopath/2007/PartnerControls" targetNamespace="71af3243-3dd4-4a8d-8c0d-dd76da1f02a5" elementFormDefault="qualified">
-    <xsd:import namespace="http://schemas.microsoft.com/office/2006/documentManagement/types"/>
-    <xsd:import namespace="http://schemas.microsoft.com/office/infopath/2007/PartnerControls"/>
-    <xsd:element name="Status" ma:index="2" nillable="true" ma:displayName="Status" ma:default="Not started" ma:format="Dropdown" ma:internalName="Status" ma:readOnly="false">
-      <xsd:simpleType>
-        <xsd:restriction base="dms:Choice">
-          <xsd:enumeration value="Not started"/>
-          <xsd:enumeration value="In Progress"/>
-          <xsd:enumeration value="Completed"/>
-        </xsd:restriction>
-      </xsd:simpleType>
-    </xsd:element>
-    <xsd:element name="Image" ma:index="3" nillable="true" ma:displayName="Image" ma:format="Image" ma:internalName="Image" ma:readOnly="false">
-      <xsd:complexType>
-        <xsd:complexContent>
-          <xsd:extension base="dms:URL">
-            <xsd:sequence>
-              <xsd:element name="Url" type="dms:ValidUrl" minOccurs="0" nillable="true"/>
-              <xsd:element name="Description" type="xsd:string" nillable="true"/>
-            </xsd:sequence>
-          </xsd:extension>
-        </xsd:complexContent>
-      </xsd:complexType>
-    </xsd:element>
-    <xsd:element name="MediaServiceMetadata" ma:index="8" nillable="true" ma:displayName="MediaServiceMetadata" ma:hidden="true" ma:internalName="MediaServiceMetadata" ma:readOnly="true">
-      <xsd:simpleType>
-        <xsd:restriction base="dms:Note"/>
-      </xsd:simpleType>
-    </xsd:element>
-    <xsd:element name="MediaServiceFastMetadata" ma:index="9" nillable="true" ma:displayName="MediaServiceFastMetadata" ma:hidden="true" ma:internalName="MediaServiceFastMetadata" ma:readOnly="true">
-      <xsd:simpleType>
-        <xsd:restriction base="dms:Note"/>
-      </xsd:simpleType>
-    </xsd:element>
-    <xsd:element name="MediaServiceOCR" ma:index="10" nillable="true" ma:displayName="MediaServiceOCR" ma:hidden="true" ma:internalName="MediaServiceOCR" ma:readOnly="true">
-      <xsd:simpleType>
-        <xsd:restriction base="dms:Note"/>
-      </xsd:simpleType>
-    </xsd:element>
-    <xsd:element name="MediaServiceAutoTags" ma:index="11" nillable="true" ma:displayName="MediaServiceAutoTags" ma:hidden="true" ma:internalName="MediaServiceAutoTags" ma:readOnly="true">
-      <xsd:simpleType>
-        <xsd:restriction base="dms:Text"/>
-      </xsd:simpleType>
-    </xsd:element>
-    <xsd:element name="MediaServiceEventHashCode" ma:index="12" nillable="true" ma:displayName="MediaServiceEventHashCode" ma:hidden="true" ma:internalName="MediaServiceEventHashCode" ma:readOnly="true">
-      <xsd:simpleType>
-        <xsd:restriction base="dms:Text"/>
-      </xsd:simpleType>
-    </xsd:element>
-    <xsd:element name="MediaServiceGenerationTime" ma:index="13" nillable="true" ma:displayName="MediaServiceGenerationTime" ma:hidden="true" ma:internalName="MediaServiceGenerationTime" ma:readOnly="true">
-      <xsd:simpleType>
-        <xsd:restriction base="dms:Text"/>
-      </xsd:simpleType>
-    </xsd:element>
-    <xsd:element name="MediaServiceAutoKeyPoints" ma:index="16" nillable="true" ma:displayName="MediaServiceAutoKeyPoints" ma:hidden="true" ma:internalName="MediaServiceAutoKeyPoints" ma:readOnly="true">
-      <xsd:simpleType>
-        <xsd:restriction base="dms:Note"/>
-      </xsd:simpleType>
-    </xsd:element>
-    <xsd:element name="MediaServiceKeyPoints" ma:index="17" nillable="true" ma:displayName="KeyPoints" ma:hidden="true" ma:internalName="MediaServiceKeyPoints" ma:readOnly="false">
-      <xsd:simpleType>
-        <xsd:restriction base="dms:Note"/>
-      </xsd:simpleType>
-    </xsd:element>
-    <xsd:element name="MediaServiceDateTaken" ma:index="18" nillable="true" ma:displayName="MediaServiceDateTaken" ma:hidden="true" ma:internalName="MediaServiceDateTaken" ma:readOnly="true">
-      <xsd:simpleType>
-        <xsd:restriction base="dms:Text"/>
-      </xsd:simpleType>
-    </xsd:element>
-    <xsd:element name="ImageTagsTaxHTField" ma:index="25" nillable="true" ma:taxonomy="true" ma:internalName="ImageTagsTaxHTField" ma:taxonomyFieldName="MediaServiceImageTags" ma:displayName="Image Tags" ma:readOnly="false" ma:fieldId="{5cf76f15-5ced-4ddc-b409-7134ff3c332f}" ma:taxonomyMulti="true" ma:sspId="e385fb40-52d4-4fae-9c5b-3e8ff8a5878e" ma:termSetId="09814cd3-568e-fe90-9814-8d621ff8fb84" ma:anchorId="fba54fb3-c3e1-fe81-a776-ca4b69148c4d" ma:open="true" ma:isKeyword="false">
-      <xsd:complexType>
-        <xsd:sequence>
-          <xsd:element ref="pc:Terms" minOccurs="0" maxOccurs="1"/>
-        </xsd:sequence>
-      </xsd:complexType>
-    </xsd:element>
-    <xsd:element name="MediaServiceLocation" ma:index="26" nillable="true" ma:displayName="Location" ma:hidden="true" ma:internalName="MediaServiceLocation" ma:readOnly="true">
-      <xsd:simpleType>
-        <xsd:restriction base="dms:Text"/>
-      </xsd:simpleType>
-    </xsd:element>
-    <xsd:element name="MediaLengthInSeconds" ma:index="27" nillable="true" ma:displayName="MediaLengthInSeconds" ma:hidden="true" ma:internalName="MediaLengthInSeconds" ma:readOnly="true">
-      <xsd:simpleType>
-        <xsd:restriction base="dms:Unknown"/>
-      </xsd:simpleType>
-    </xsd:element>
-    <xsd:element name="Background" ma:index="28" nillable="true" ma:displayName="Background" ma:default="0" ma:format="Dropdown" ma:internalName="Background">
-      <xsd:simpleType>
-        <xsd:restriction base="dms:Boolean"/>
-      </xsd:simpleType>
-    </xsd:element>
-    <xsd:element name="MediaServiceSearchProperties" ma:index="29" nillable="true" ma:displayName="MediaServiceSearchProperties" ma:hidden="true" ma:internalName="MediaServiceSearchProperties" ma:readOnly="true">
-      <xsd:simpleType>
-        <xsd:restriction base="dms:Note"/>
-      </xsd:simpleType>
-    </xsd:element>
-    <xsd:element name="MediaServiceDocTags" ma:index="30" nillable="true" ma:displayName="MediaServiceDocTags" ma:hidden="true" ma:internalName="MediaServiceDocTags" ma:readOnly="true">
-      <xsd:simpleType>
-        <xsd:restriction base="dms:Note"/>
-      </xsd:simpleType>
-    </xsd:element>
-  </xsd:schema>
-  <xsd:schema xmlns:xsd="http://www.w3.org/2001/XMLSchema" xmlns:xs="http://www.w3.org/2001/XMLSchema" xmlns:dms="http://schemas.microsoft.com/office/2006/documentManagement/types" xmlns:pc="http://schemas.microsoft.com/office/infopath/2007/PartnerControls" targetNamespace="16c05727-aa75-4e4a-9b5f-8a80a1165891" elementFormDefault="qualified">
-    <xsd:import namespace="http://schemas.microsoft.com/office/2006/documentManagement/types"/>
-    <xsd:import namespace="http://schemas.microsoft.com/office/infopath/2007/PartnerControls"/>
-    <xsd:element name="SharedWithUsers" ma:index="14" nillable="true" ma:displayName="Shared With" ma:hidden="true" ma:internalName="SharedWithUsers" ma:readOnly="true">
-      <xsd:complexType>
-        <xsd:complexContent>
-          <xsd:extension base="dms:UserMulti">
-            <xsd:sequence>
-              <xsd:element name="UserInfo" minOccurs="0" maxOccurs="unbounded">
-                <xsd:complexType>
-                  <xsd:sequence>
-                    <xsd:element name="DisplayName" type="xsd:string" minOccurs="0"/>
-                    <xsd:element name="AccountId" type="dms:UserId" minOccurs="0" nillable="true"/>
-                    <xsd:element name="AccountType" type="xsd:string" minOccurs="0"/>
-                  </xsd:sequence>
-                </xsd:complexType>
-              </xsd:element>
-            </xsd:sequence>
-          </xsd:extension>
-        </xsd:complexContent>
-      </xsd:complexType>
-    </xsd:element>
-    <xsd:element name="SharedWithDetails" ma:index="15" nillable="true" ma:displayName="Shared With Details" ma:hidden="true" ma:internalName="SharedWithDetails" ma:readOnly="true">
-      <xsd:simpleType>
-        <xsd:restriction base="dms:Note"/>
-      </xsd:simpleType>
-    </xsd:element>
-  </xsd:schema>
-  <xsd:schema xmlns:xsd="http://www.w3.org/2001/XMLSchema" xmlns:xs="http://www.w3.org/2001/XMLSchema" xmlns:dms="http://schemas.microsoft.com/office/2006/documentManagement/types" xmlns:pc="http://schemas.microsoft.com/office/infopath/2007/PartnerControls" targetNamespace="230e9df3-be65-4c73-a93b-d1236ebd677e" elementFormDefault="qualified">
-    <xsd:import namespace="http://schemas.microsoft.com/office/2006/documentManagement/types"/>
-    <xsd:import namespace="http://schemas.microsoft.com/office/infopath/2007/PartnerControls"/>
-    <xsd:element name="TaxCatchAll" ma:index="23" nillable="true" ma:displayName="Taxonomy Catch All Column" ma:hidden="true" ma:list="{3f6bfcbc-3db3-4ae6-bd76-326f0798ad28}" ma:internalName="TaxCatchAll" ma:readOnly="false" ma:showField="CatchAllData" ma:web="16c05727-aa75-4e4a-9b5f-8a80a1165891">
-      <xsd:complexType>
-        <xsd:complexContent>
-          <xsd:extension base="dms:MultiChoiceLookup">
-            <xsd:sequence>
-              <xsd:element name="Value" type="dms:Lookup" maxOccurs="unbounded" minOccurs="0" nillable="true"/>
-            </xsd:sequence>
-          </xsd:extension>
-        </xsd:complexContent>
-      </xsd:complexType>
-    </xsd:element>
-  </xsd:schema>
-  <xsd:schema xmlns="http://schemas.openxmlformats.org/package/2006/metadata/core-properties" xmlns:xsd="http://www.w3.org/2001/XMLSchema" xmlns:xsi="http://www.w3.org/2001/XMLSchema-instance" xmlns:dc="http://purl.org/dc/elements/1.1/" xmlns:dcterms="http://purl.org/dc/terms/" xmlns:odoc="http://schemas.microsoft.com/internal/obd" targetNamespace="http://schemas.openxmlformats.org/package/2006/metadata/core-properties" elementFormDefault="qualified" attributeFormDefault="unqualified" blockDefault="#all">
-    <xsd:import namespace="http://purl.org/dc/elements/1.1/" schemaLocation="http://dublincore.org/schemas/xmls/qdc/2003/04/02/dc.xsd"/>
-    <xsd:import namespace="http://purl.org/dc/terms/" schemaLocation="http://dublincore.org/schemas/xmls/qdc/2003/04/02/dcterms.xsd"/>
-    <xsd:element name="coreProperties" type="CT_coreProperties"/>
-    <xsd:complexType name="CT_coreProperties">
-      <xsd:all>
-        <xsd:element ref="dc:creator" minOccurs="0" maxOccurs="1"/>
-        <xsd:element ref="dcterms:created" minOccurs="0" maxOccurs="1"/>
-        <xsd:element ref="dc:identifier" minOccurs="0" maxOccurs="1"/>
-        <xsd:element name="contentType" minOccurs="0" maxOccurs="1" type="xsd:string" ma:displayName="Content Type"/>
-        <xsd:element ref="dc:title" minOccurs="0" maxOccurs="1" ma:index="1" ma:displayName="Title"/>
-        <xsd:element ref="dc:subject" minOccurs="0" maxOccurs="1"/>
-        <xsd:element ref="dc:description" minOccurs="0" maxOccurs="1"/>
-        <xsd:element name="keywords" minOccurs="0" maxOccurs="1" type="xsd:string"/>
-        <xsd:element ref="dc:language" minOccurs="0" maxOccurs="1"/>
-        <xsd:element name="category" minOccurs="0" maxOccurs="1" type="xsd:string"/>
-        <xsd:element name="version" minOccurs="0" maxOccurs="1" type="xsd:string"/>
-        <xsd:element name="revision" minOccurs="0" maxOccurs="1" type="xsd:string">
-          <xsd:annotation>
-            <xsd:documentation>
-                        This value indicates the number of saves or revisions. The application is responsible for updating this value after each revision.
-                    </xsd:documentation>
-          </xsd:annotation>
-        </xsd:element>
-        <xsd:element name="lastModifiedBy" minOccurs="0" maxOccurs="1" type="xsd:string"/>
-        <xsd:element ref="dcterms:modified" minOccurs="0" maxOccurs="1"/>
-        <xsd:element name="contentStatus" minOccurs="0" maxOccurs="1" type="xsd:string"/>
-      </xsd:all>
-    </xsd:complexType>
-  </xsd:schema>
-  <xs:schema xmlns:pc="http://schemas.microsoft.com/office/infopath/2007/PartnerControls" xmlns:xs="http://www.w3.org/2001/XMLSchema" targetNamespace="http://schemas.microsoft.com/office/infopath/2007/PartnerControls" elementFormDefault="qualified" attributeFormDefault="unqualified">
-    <xs:element name="Person">
-      <xs:complexType>
-        <xs:sequence>
-          <xs:element ref="pc:DisplayName" minOccurs="0"/>
-          <xs:element ref="pc:AccountId" minOccurs="0"/>
-          <xs:element ref="pc:AccountType" minOccurs="0"/>
-        </xs:sequence>
-      </xs:complexType>
-    </xs:element>
-    <xs:element name="DisplayName" type="xs:string"/>
-    <xs:element name="AccountId" type="xs:string"/>
-    <xs:element name="AccountType" type="xs:string"/>
-    <xs:element name="BDCAssociatedEntity">
-      <xs:complexType>
-        <xs:sequence>
-          <xs:element ref="pc:BDCEntity" minOccurs="0" maxOccurs="unbounded"/>
-        </xs:sequence>
-        <xs:attribute ref="pc:EntityNamespace"/>
-        <xs:attribute ref="pc:EntityName"/>
-        <xs:attribute ref="pc:SystemInstanceName"/>
-        <xs:attribute ref="pc:AssociationName"/>
-      </xs:complexType>
-    </xs:element>
-    <xs:attribute name="EntityNamespace" type="xs:string"/>
-    <xs:attribute name="EntityName" type="xs:string"/>
-    <xs:attribute name="SystemInstanceName" type="xs:string"/>
-    <xs:attribute name="AssociationName" type="xs:string"/>
-    <xs:element name="BDCEntity">
-      <xs:complexType>
-        <xs:sequence>
-          <xs:element ref="pc:EntityDisplayName" minOccurs="0"/>
-          <xs:element ref="pc:EntityInstanceReference" minOccurs="0"/>
-          <xs:element ref="pc:EntityId1" minOccurs="0"/>
-          <xs:element ref="pc:EntityId2" minOccurs="0"/>
-          <xs:element ref="pc:EntityId3" minOccurs="0"/>
-          <xs:element ref="pc:EntityId4" minOccurs="0"/>
-          <xs:element ref="pc:EntityId5" minOccurs="0"/>
-        </xs:sequence>
-      </xs:complexType>
-    </xs:element>
-    <xs:element name="EntityDisplayName" type="xs:string"/>
-    <xs:element name="EntityInstanceReference" type="xs:string"/>
-    <xs:element name="EntityId1" type="xs:string"/>
-    <xs:element name="EntityId2" type="xs:string"/>
-    <xs:element name="EntityId3" type="xs:string"/>
-    <xs:element name="EntityId4" type="xs:string"/>
-    <xs:element name="EntityId5" type="xs:string"/>
-    <xs:element name="Terms">
-      <xs:complexType>
-        <xs:sequence>
-          <xs:element ref="pc:TermInfo" minOccurs="0" maxOccurs="unbounded"/>
-        </xs:sequence>
-      </xs:complexType>
-    </xs:element>
-    <xs:element name="TermInfo">
-      <xs:complexType>
-        <xs:sequence>
-          <xs:element ref="pc:TermName" minOccurs="0"/>
-          <xs:element ref="pc:TermId" minOccurs="0"/>
-        </xs:sequence>
-      </xs:complexType>
-    </xs:element>
-    <xs:element name="TermName" type="xs:string"/>
-    <xs:element name="TermId" type="xs:string"/>
-  </xs:schema>
-</ct:contentTypeSchema>
-</file>
-
-<file path=customXml/item22.xml><?xml version="1.0" encoding="utf-8"?>
-<?mso-contentType ?>
-<FormTemplates xmlns="http://schemas.microsoft.com/sharepoint/v3/contenttype/forms">
-  <Display>DocumentLibraryForm</Display>
-  <Edit>DocumentLibraryForm</Edit>
-  <New>DocumentLibraryForm</New>
-</FormTemplates>
-</file>
-
-<file path=customXml/item3.xml><?xml version="1.0" encoding="utf-8"?>
-<p:properties xmlns:p="http://schemas.microsoft.com/office/2006/metadata/properties" xmlns:xsi="http://www.w3.org/2001/XMLSchema-instance" xmlns:pc="http://schemas.microsoft.com/office/infopath/2007/PartnerControls">
-  <documentManagement>
-    <_ip_UnifiedCompliancePolicyUIAction xmlns="http://schemas.microsoft.com/sharepoint/v3" xsi:nil="true"/>
-    <Image xmlns="71af3243-3dd4-4a8d-8c0d-dd76da1f02a5">
-      <Url xsi:nil="true"/>
-      <Description xsi:nil="true"/>
-    </Image>
-    <Status xmlns="71af3243-3dd4-4a8d-8c0d-dd76da1f02a5">Not started</Status>
-    <Background xmlns="71af3243-3dd4-4a8d-8c0d-dd76da1f02a5">false</Background>
-    <_ip_UnifiedCompliancePolicyProperties xmlns="http://schemas.microsoft.com/sharepoint/v3" xsi:nil="true"/>
-    <ImageTagsTaxHTField xmlns="71af3243-3dd4-4a8d-8c0d-dd76da1f02a5">
-      <Terms xmlns="http://schemas.microsoft.com/office/infopath/2007/PartnerControls"/>
-    </ImageTagsTaxHTField>
-    <TaxCatchAll xmlns="230e9df3-be65-4c73-a93b-d1236ebd677e" xsi:nil="true"/>
-    <MediaServiceKeyPoints xmlns="71af3243-3dd4-4a8d-8c0d-dd76da1f02a5" xsi:nil="true"/>
-  </documentManagement>
-</p:properties>
-</file>
-
-<file path=customXml/itemProps13.xml><?xml version="1.0" encoding="utf-8"?>
-<ds:datastoreItem xmlns:ds="http://schemas.openxmlformats.org/officeDocument/2006/customXml" ds:itemID="{0670624E-159B-4938-B9B8-E0F1A8945258}"/>
-</file>
-
-<file path=customXml/itemProps22.xml><?xml version="1.0" encoding="utf-8"?>
-<ds:datastoreItem xmlns:ds="http://schemas.openxmlformats.org/officeDocument/2006/customXml" ds:itemID="{30E5D467-F62B-4079-BC8B-9D676C1B38D9}"/>
-</file>
-
-<file path=customXml/itemProps31.xml><?xml version="1.0" encoding="utf-8"?>
-<ds:datastoreItem xmlns:ds="http://schemas.openxmlformats.org/officeDocument/2006/customXml" ds:itemID="{D52A716F-F196-4167-9D83-F2C43220D8E7}"/>
-</file>
-
 <file path=docMetadata/LabelInfo.xml><?xml version="1.0" encoding="utf-8"?>
 <clbl:labelList xmlns:clbl="http://schemas.microsoft.com/office/2020/mipLabelMetadata"/>
 </file>